--- a/结课作业报告.docx
+++ b/结课作业报告.docx
@@ -5,6 +5,9 @@
     <w:p>
       <w:pPr>
         <w:pStyle w:val="af9"/>
+        <w:rPr>
+          <w:rFonts w:hint="eastAsia"/>
+        </w:rPr>
       </w:pPr>
       <w:r>
         <w:rPr>
@@ -16,6 +19,9 @@
     <w:p>
       <w:pPr>
         <w:pStyle w:val="af9"/>
+        <w:rPr>
+          <w:rFonts w:hint="eastAsia"/>
+        </w:rPr>
       </w:pPr>
       <w:r>
         <w:rPr>
@@ -78,7 +84,7 @@
         <w:rPr>
           <w:rFonts w:hint="eastAsia"/>
         </w:rPr>
-        <w:t xml:space="preserve">   </w:t>
+        <w:t xml:space="preserve">  </w:t>
       </w:r>
       <w:r>
         <w:rPr>
@@ -1902,187 +1908,127 @@
         <w:rPr>
           <w:rStyle w:val="CommentTok"/>
         </w:rPr>
-        <w:t xml:space="preserve"># </w:t>
+        <w:t># 标签在第 0 列</w:t>
+      </w:r>
+      <w:r>
+        <w:br/>
+      </w:r>
+      <w:r>
+        <w:rPr>
+          <w:rStyle w:val="NormalTok"/>
+        </w:rPr>
+        <w:t xml:space="preserve">    lbls </w:t>
+      </w:r>
+      <w:r>
+        <w:rPr>
+          <w:rStyle w:val="OperatorTok"/>
+        </w:rPr>
+        <w:t>=</w:t>
+      </w:r>
+      <w:r>
+        <w:rPr>
+          <w:rStyle w:val="NormalTok"/>
+        </w:rPr>
+        <w:t xml:space="preserve"> student_feature[</w:t>
+      </w:r>
+      <w:r>
+        <w:rPr>
+          <w:rStyle w:val="StringTok"/>
+        </w:rPr>
+        <w:t>"label"</w:t>
+      </w:r>
+      <w:r>
+        <w:rPr>
+          <w:rStyle w:val="NormalTok"/>
+        </w:rPr>
+        <w:t>].values</w:t>
+      </w:r>
+      <w:r>
+        <w:br/>
+      </w:r>
+      <w:r>
+        <w:rPr>
+          <w:rStyle w:val="NormalTok"/>
+        </w:rPr>
+        <w:t xml:space="preserve">    </w:t>
       </w:r>
       <w:r>
         <w:rPr>
           <w:rStyle w:val="CommentTok"/>
         </w:rPr>
-        <w:t>标签在第</w:t>
+        <w:t># 特征丢掉 label 和 BH，只保留数值</w:t>
+      </w:r>
+      <w:r>
+        <w:br/>
+      </w:r>
+      <w:r>
+        <w:rPr>
+          <w:rStyle w:val="NormalTok"/>
+        </w:rPr>
+        <w:t xml:space="preserve">    fts </w:t>
+      </w:r>
+      <w:r>
+        <w:rPr>
+          <w:rStyle w:val="OperatorTok"/>
+        </w:rPr>
+        <w:t>=</w:t>
+      </w:r>
+      <w:r>
+        <w:rPr>
+          <w:rStyle w:val="NormalTok"/>
+        </w:rPr>
+        <w:t xml:space="preserve"> student_feature.drop(columns</w:t>
+      </w:r>
+      <w:r>
+        <w:rPr>
+          <w:rStyle w:val="OperatorTok"/>
+        </w:rPr>
+        <w:t>=</w:t>
+      </w:r>
+      <w:r>
+        <w:rPr>
+          <w:rStyle w:val="NormalTok"/>
+        </w:rPr>
+        <w:t>[</w:t>
+      </w:r>
+      <w:r>
+        <w:rPr>
+          <w:rStyle w:val="StringTok"/>
+        </w:rPr>
+        <w:t>"label"</w:t>
+      </w:r>
+      <w:r>
+        <w:rPr>
+          <w:rStyle w:val="NormalTok"/>
+        </w:rPr>
+        <w:t xml:space="preserve">, </w:t>
+      </w:r>
+      <w:r>
+        <w:rPr>
+          <w:rStyle w:val="StringTok"/>
+        </w:rPr>
+        <w:t>"BH"</w:t>
+      </w:r>
+      <w:r>
+        <w:rPr>
+          <w:rStyle w:val="NormalTok"/>
+        </w:rPr>
+        <w:t>]).astype(np.float32).values</w:t>
+      </w:r>
+      <w:r>
+        <w:br/>
+      </w:r>
+      <w:r>
+        <w:rPr>
+          <w:rStyle w:val="NormalTok"/>
+        </w:rPr>
+        <w:t xml:space="preserve">    </w:t>
       </w:r>
       <w:r>
         <w:rPr>
           <w:rStyle w:val="CommentTok"/>
         </w:rPr>
-        <w:t xml:space="preserve"> 0 </w:t>
-      </w:r>
-      <w:r>
-        <w:rPr>
-          <w:rStyle w:val="CommentTok"/>
-        </w:rPr>
-        <w:t>列</w:t>
-      </w:r>
-      <w:r>
-        <w:br/>
-      </w:r>
-      <w:r>
-        <w:rPr>
-          <w:rStyle w:val="NormalTok"/>
-        </w:rPr>
-        <w:t xml:space="preserve">    lbls </w:t>
-      </w:r>
-      <w:r>
-        <w:rPr>
-          <w:rStyle w:val="OperatorTok"/>
-        </w:rPr>
-        <w:t>=</w:t>
-      </w:r>
-      <w:r>
-        <w:rPr>
-          <w:rStyle w:val="NormalTok"/>
-        </w:rPr>
-        <w:t xml:space="preserve"> student_feature[</w:t>
-      </w:r>
-      <w:r>
-        <w:rPr>
-          <w:rStyle w:val="StringTok"/>
-        </w:rPr>
-        <w:t>"label"</w:t>
-      </w:r>
-      <w:r>
-        <w:rPr>
-          <w:rStyle w:val="NormalTok"/>
-        </w:rPr>
-        <w:t>].values</w:t>
-      </w:r>
-      <w:r>
-        <w:br/>
-      </w:r>
-      <w:r>
-        <w:rPr>
-          <w:rStyle w:val="NormalTok"/>
-        </w:rPr>
-        <w:t xml:space="preserve">    </w:t>
-      </w:r>
-      <w:r>
-        <w:rPr>
-          <w:rStyle w:val="CommentTok"/>
-        </w:rPr>
-        <w:t xml:space="preserve"># </w:t>
-      </w:r>
-      <w:r>
-        <w:rPr>
-          <w:rStyle w:val="CommentTok"/>
-        </w:rPr>
-        <w:t>特征丢掉</w:t>
-      </w:r>
-      <w:r>
-        <w:rPr>
-          <w:rStyle w:val="CommentTok"/>
-        </w:rPr>
-        <w:t xml:space="preserve"> label </w:t>
-      </w:r>
-      <w:r>
-        <w:rPr>
-          <w:rStyle w:val="CommentTok"/>
-        </w:rPr>
-        <w:t>和</w:t>
-      </w:r>
-      <w:r>
-        <w:rPr>
-          <w:rStyle w:val="CommentTok"/>
-        </w:rPr>
-        <w:t xml:space="preserve"> BH</w:t>
-      </w:r>
-      <w:r>
-        <w:rPr>
-          <w:rStyle w:val="CommentTok"/>
-        </w:rPr>
-        <w:t>，只保留数值</w:t>
-      </w:r>
-      <w:r>
-        <w:br/>
-      </w:r>
-      <w:r>
-        <w:rPr>
-          <w:rStyle w:val="NormalTok"/>
-        </w:rPr>
-        <w:t xml:space="preserve">    fts </w:t>
-      </w:r>
-      <w:r>
-        <w:rPr>
-          <w:rStyle w:val="OperatorTok"/>
-        </w:rPr>
-        <w:t>=</w:t>
-      </w:r>
-      <w:r>
-        <w:rPr>
-          <w:rStyle w:val="NormalTok"/>
-        </w:rPr>
-        <w:t xml:space="preserve"> student_feature.drop(columns</w:t>
-      </w:r>
-      <w:r>
-        <w:rPr>
-          <w:rStyle w:val="OperatorTok"/>
-        </w:rPr>
-        <w:t>=</w:t>
-      </w:r>
-      <w:r>
-        <w:rPr>
-          <w:rStyle w:val="NormalTok"/>
-        </w:rPr>
-        <w:t>[</w:t>
-      </w:r>
-      <w:r>
-        <w:rPr>
-          <w:rStyle w:val="StringTok"/>
-        </w:rPr>
-        <w:t>"label"</w:t>
-      </w:r>
-      <w:r>
-        <w:rPr>
-          <w:rStyle w:val="NormalTok"/>
-        </w:rPr>
-        <w:t xml:space="preserve">, </w:t>
-      </w:r>
-      <w:r>
-        <w:rPr>
-          <w:rStyle w:val="StringTok"/>
-        </w:rPr>
-        <w:t>"BH"</w:t>
-      </w:r>
-      <w:r>
-        <w:rPr>
-          <w:rStyle w:val="NormalTok"/>
-        </w:rPr>
-        <w:t>]).astype(np.float32).values</w:t>
-      </w:r>
-      <w:r>
-        <w:br/>
-      </w:r>
-      <w:r>
-        <w:rPr>
-          <w:rStyle w:val="NormalTok"/>
-        </w:rPr>
-        <w:t xml:space="preserve">    </w:t>
-      </w:r>
-      <w:r>
-        <w:rPr>
-          <w:rStyle w:val="CommentTok"/>
-        </w:rPr>
-        <w:t># ... (</w:t>
-      </w:r>
-      <w:r>
-        <w:rPr>
-          <w:rStyle w:val="CommentTok"/>
-        </w:rPr>
-        <w:t>省略切片代码</w:t>
-      </w:r>
-      <w:r>
-        <w:rPr>
-          <w:rStyle w:val="CommentTok"/>
-        </w:rPr>
-        <w:t>) ...</w:t>
+        <w:t># ... (省略切片代码) ...</w:t>
       </w:r>
       <w:r>
         <w:br/>
@@ -2328,13 +2274,85 @@
         <w:rPr>
           <w:rStyle w:val="CommentTok"/>
         </w:rPr>
-        <w:t xml:space="preserve"># </w:t>
+        <w:t># 读取新的幸福感数据集</w:t>
+      </w:r>
+      <w:r>
+        <w:br/>
+      </w:r>
+      <w:r>
+        <w:rPr>
+          <w:rStyle w:val="NormalTok"/>
+        </w:rPr>
+        <w:t xml:space="preserve">    student_feature </w:t>
+      </w:r>
+      <w:r>
+        <w:rPr>
+          <w:rStyle w:val="OperatorTok"/>
+        </w:rPr>
+        <w:t>=</w:t>
+      </w:r>
+      <w:r>
+        <w:rPr>
+          <w:rStyle w:val="NormalTok"/>
+        </w:rPr>
+        <w:t xml:space="preserve"> pd.read_csv(</w:t>
+      </w:r>
+      <w:r>
+        <w:rPr>
+          <w:rStyle w:val="StringTok"/>
+        </w:rPr>
+        <w:t>"processed_happiness_data.csv"</w:t>
+      </w:r>
+      <w:r>
+        <w:rPr>
+          <w:rStyle w:val="NormalTok"/>
+        </w:rPr>
+        <w:t>)</w:t>
+      </w:r>
+      <w:r>
+        <w:br/>
+      </w:r>
+      <w:r>
+        <w:rPr>
+          <w:rStyle w:val="NormalTok"/>
+        </w:rPr>
+        <w:t xml:space="preserve">    </w:t>
+      </w:r>
+      <w:r>
+        <w:br/>
+      </w:r>
+      <w:r>
+        <w:rPr>
+          <w:rStyle w:val="NormalTok"/>
+        </w:rPr>
+        <w:t xml:space="preserve">    </w:t>
+      </w:r>
+      <w:r>
+        <w:rPr>
+          <w:rStyle w:val="BuiltInTok"/>
+        </w:rPr>
+        <w:t>print</w:t>
+      </w:r>
+      <w:r>
+        <w:rPr>
+          <w:rStyle w:val="NormalTok"/>
+        </w:rPr>
+        <w:t>(student_feature)</w:t>
+      </w:r>
+      <w:r>
+        <w:br/>
+      </w:r>
+      <w:r>
+        <w:rPr>
+          <w:rStyle w:val="NormalTok"/>
+        </w:rPr>
+        <w:t xml:space="preserve">    </w:t>
       </w:r>
       <w:r>
         <w:rPr>
           <w:rStyle w:val="CommentTok"/>
         </w:rPr>
-        <w:t>读取新的幸福感数据集</w:t>
+        <w:t># 标签在第 1 列 (index 1)</w:t>
       </w:r>
       <w:r>
         <w:br/>
@@ -2343,7 +2361,7 @@
         <w:rPr>
           <w:rStyle w:val="NormalTok"/>
         </w:rPr>
-        <w:t xml:space="preserve">    student_feature </w:t>
+        <w:t xml:space="preserve">    lbls </w:t>
       </w:r>
       <w:r>
         <w:rPr>
@@ -2355,13 +2373,112 @@
         <w:rPr>
           <w:rStyle w:val="NormalTok"/>
         </w:rPr>
-        <w:t xml:space="preserve"> pd.read_csv(</w:t>
-      </w:r>
-      <w:r>
-        <w:rPr>
-          <w:rStyle w:val="StringTok"/>
-        </w:rPr>
-        <w:t>"processed_happiness_data.csv"</w:t>
+        <w:t xml:space="preserve"> student_feature.iloc[:, </w:t>
+      </w:r>
+      <w:r>
+        <w:rPr>
+          <w:rStyle w:val="DecValTok"/>
+        </w:rPr>
+        <w:t>1</w:t>
+      </w:r>
+      <w:r>
+        <w:rPr>
+          <w:rStyle w:val="NormalTok"/>
+        </w:rPr>
+        <w:t>].values</w:t>
+      </w:r>
+      <w:r>
+        <w:br/>
+      </w:r>
+      <w:r>
+        <w:rPr>
+          <w:rStyle w:val="NormalTok"/>
+        </w:rPr>
+        <w:t xml:space="preserve">    </w:t>
+      </w:r>
+      <w:r>
+        <w:rPr>
+          <w:rStyle w:val="CommentTok"/>
+        </w:rPr>
+        <w:t># 特征从第 2 列开始 (index 2:)</w:t>
+      </w:r>
+      <w:r>
+        <w:br/>
+      </w:r>
+      <w:r>
+        <w:rPr>
+          <w:rStyle w:val="NormalTok"/>
+        </w:rPr>
+        <w:t xml:space="preserve">    fts </w:t>
+      </w:r>
+      <w:r>
+        <w:rPr>
+          <w:rStyle w:val="OperatorTok"/>
+        </w:rPr>
+        <w:t>=</w:t>
+      </w:r>
+      <w:r>
+        <w:rPr>
+          <w:rStyle w:val="NormalTok"/>
+        </w:rPr>
+        <w:t xml:space="preserve"> student_feature.iloc[:, </w:t>
+      </w:r>
+      <w:r>
+        <w:rPr>
+          <w:rStyle w:val="DecValTok"/>
+        </w:rPr>
+        <w:t>2</w:t>
+      </w:r>
+      <w:r>
+        <w:rPr>
+          <w:rStyle w:val="NormalTok"/>
+        </w:rPr>
+        <w:t>:].astype(np.float32).values</w:t>
+      </w:r>
+      <w:r>
+        <w:br/>
+      </w:r>
+      <w:r>
+        <w:br/>
+      </w:r>
+      <w:r>
+        <w:rPr>
+          <w:rStyle w:val="NormalTok"/>
+        </w:rPr>
+        <w:t xml:space="preserve">    </w:t>
+      </w:r>
+      <w:r>
+        <w:rPr>
+          <w:rStyle w:val="CommentTok"/>
+        </w:rPr>
+        <w:t># 转成 numpy (float32) + int label</w:t>
+      </w:r>
+      <w:r>
+        <w:br/>
+      </w:r>
+      <w:r>
+        <w:rPr>
+          <w:rStyle w:val="NormalTok"/>
+        </w:rPr>
+        <w:t xml:space="preserve">    lbls </w:t>
+      </w:r>
+      <w:r>
+        <w:rPr>
+          <w:rStyle w:val="OperatorTok"/>
+        </w:rPr>
+        <w:t>=</w:t>
+      </w:r>
+      <w:r>
+        <w:rPr>
+          <w:rStyle w:val="NormalTok"/>
+        </w:rPr>
+        <w:t xml:space="preserve"> lbls.astype(</w:t>
+      </w:r>
+      <w:r>
+        <w:rPr>
+          <w:rStyle w:val="BuiltInTok"/>
+        </w:rPr>
+        <w:t>int</w:t>
       </w:r>
       <w:r>
         <w:rPr>
@@ -2373,33 +2490,87 @@
         <w:br/>
       </w:r>
       <w:r>
+        <w:br/>
+      </w:r>
+      <w:r>
         <w:rPr>
           <w:rStyle w:val="NormalTok"/>
         </w:rPr>
         <w:t xml:space="preserve">    </w:t>
       </w:r>
       <w:r>
+        <w:rPr>
+          <w:rStyle w:val="CommentTok"/>
+        </w:rPr>
+        <w:t># 划分训练集和测试集</w:t>
+      </w:r>
+      <w:r>
         <w:br/>
       </w:r>
       <w:r>
         <w:rPr>
           <w:rStyle w:val="NormalTok"/>
         </w:rPr>
+        <w:t xml:space="preserve">    fts_, x_val, lbls_, y_val </w:t>
+      </w:r>
+      <w:r>
+        <w:rPr>
+          <w:rStyle w:val="OperatorTok"/>
+        </w:rPr>
+        <w:t>=</w:t>
+      </w:r>
+      <w:r>
+        <w:rPr>
+          <w:rStyle w:val="NormalTok"/>
+        </w:rPr>
+        <w:t xml:space="preserve"> train_test_split(fts, lbls, train_size</w:t>
+      </w:r>
+      <w:r>
+        <w:rPr>
+          <w:rStyle w:val="OperatorTok"/>
+        </w:rPr>
+        <w:t>=</w:t>
+      </w:r>
+      <w:r>
+        <w:rPr>
+          <w:rStyle w:val="FloatTok"/>
+        </w:rPr>
+        <w:t>0.8</w:t>
+      </w:r>
+      <w:r>
+        <w:rPr>
+          <w:rStyle w:val="NormalTok"/>
+        </w:rPr>
+        <w:t>, random_state</w:t>
+      </w:r>
+      <w:r>
+        <w:rPr>
+          <w:rStyle w:val="OperatorTok"/>
+        </w:rPr>
+        <w:t>=</w:t>
+      </w:r>
+      <w:r>
+        <w:rPr>
+          <w:rStyle w:val="DecValTok"/>
+        </w:rPr>
+        <w:t>0</w:t>
+      </w:r>
+      <w:r>
+        <w:rPr>
+          <w:rStyle w:val="NormalTok"/>
+        </w:rPr>
+        <w:t>)</w:t>
+      </w:r>
+      <w:r>
+        <w:br/>
+      </w:r>
+      <w:r>
+        <w:rPr>
+          <w:rStyle w:val="NormalTok"/>
+        </w:rPr>
         <w:t xml:space="preserve">    </w:t>
       </w:r>
       <w:r>
-        <w:rPr>
-          <w:rStyle w:val="BuiltInTok"/>
-        </w:rPr>
-        <w:t>print</w:t>
-      </w:r>
-      <w:r>
-        <w:rPr>
-          <w:rStyle w:val="NormalTok"/>
-        </w:rPr>
-        <w:t>(student_feature)</w:t>
-      </w:r>
-      <w:r>
         <w:br/>
       </w:r>
       <w:r>
@@ -2412,379 +2583,58 @@
         <w:rPr>
           <w:rStyle w:val="CommentTok"/>
         </w:rPr>
-        <w:t xml:space="preserve"># </w:t>
+        <w:t># ... (省略部分通用代码) ...</w:t>
+      </w:r>
+      <w:r>
+        <w:br/>
+      </w:r>
+      <w:r>
+        <w:rPr>
+          <w:rStyle w:val="NormalTok"/>
+        </w:rPr>
+        <w:t xml:space="preserve">    </w:t>
+      </w:r>
+      <w:r>
+        <w:br/>
       </w:r>
       <w:r>
         <w:rPr>
           <w:rStyle w:val="CommentTok"/>
         </w:rPr>
-        <w:t>标签在第</w:t>
+        <w:t># ...</w:t>
+      </w:r>
+      <w:r>
+        <w:br/>
+      </w:r>
+      <w:r>
+        <w:br/>
+      </w:r>
+      <w:r>
+        <w:rPr>
+          <w:rStyle w:val="ControlFlowTok"/>
+        </w:rPr>
+        <w:t>if</w:t>
+      </w:r>
+      <w:r>
+        <w:rPr>
+          <w:rStyle w:val="NormalTok"/>
+        </w:rPr>
+        <w:t xml:space="preserve"> use_st_feature_for_structure:</w:t>
+      </w:r>
+      <w:r>
+        <w:br/>
+      </w:r>
+      <w:r>
+        <w:rPr>
+          <w:rStyle w:val="NormalTok"/>
+        </w:rPr>
+        <w:t xml:space="preserve">    </w:t>
       </w:r>
       <w:r>
         <w:rPr>
           <w:rStyle w:val="CommentTok"/>
         </w:rPr>
-        <w:t xml:space="preserve"> 1 </w:t>
-      </w:r>
-      <w:r>
-        <w:rPr>
-          <w:rStyle w:val="CommentTok"/>
-        </w:rPr>
-        <w:t>列</w:t>
-      </w:r>
-      <w:r>
-        <w:rPr>
-          <w:rStyle w:val="CommentTok"/>
-        </w:rPr>
-        <w:t xml:space="preserve"> (index 1)</w:t>
-      </w:r>
-      <w:r>
-        <w:br/>
-      </w:r>
-      <w:r>
-        <w:rPr>
-          <w:rStyle w:val="NormalTok"/>
-        </w:rPr>
-        <w:t xml:space="preserve">    lbls </w:t>
-      </w:r>
-      <w:r>
-        <w:rPr>
-          <w:rStyle w:val="OperatorTok"/>
-        </w:rPr>
-        <w:t>=</w:t>
-      </w:r>
-      <w:r>
-        <w:rPr>
-          <w:rStyle w:val="NormalTok"/>
-        </w:rPr>
-        <w:t xml:space="preserve"> student_feature.iloc[:, </w:t>
-      </w:r>
-      <w:r>
-        <w:rPr>
-          <w:rStyle w:val="DecValTok"/>
-        </w:rPr>
-        <w:t>1</w:t>
-      </w:r>
-      <w:r>
-        <w:rPr>
-          <w:rStyle w:val="NormalTok"/>
-        </w:rPr>
-        <w:t>].values</w:t>
-      </w:r>
-      <w:r>
-        <w:br/>
-      </w:r>
-      <w:r>
-        <w:rPr>
-          <w:rStyle w:val="NormalTok"/>
-        </w:rPr>
-        <w:t xml:space="preserve">    </w:t>
-      </w:r>
-      <w:r>
-        <w:rPr>
-          <w:rStyle w:val="CommentTok"/>
-        </w:rPr>
-        <w:t xml:space="preserve"># </w:t>
-      </w:r>
-      <w:r>
-        <w:rPr>
-          <w:rStyle w:val="CommentTok"/>
-        </w:rPr>
-        <w:t>特征从第</w:t>
-      </w:r>
-      <w:r>
-        <w:rPr>
-          <w:rStyle w:val="CommentTok"/>
-        </w:rPr>
-        <w:t xml:space="preserve"> 2 </w:t>
-      </w:r>
-      <w:r>
-        <w:rPr>
-          <w:rStyle w:val="CommentTok"/>
-        </w:rPr>
-        <w:t>列开始</w:t>
-      </w:r>
-      <w:r>
-        <w:rPr>
-          <w:rStyle w:val="CommentTok"/>
-        </w:rPr>
-        <w:t xml:space="preserve"> (index 2:)</w:t>
-      </w:r>
-      <w:r>
-        <w:br/>
-      </w:r>
-      <w:r>
-        <w:rPr>
-          <w:rStyle w:val="NormalTok"/>
-        </w:rPr>
-        <w:t xml:space="preserve">    fts </w:t>
-      </w:r>
-      <w:r>
-        <w:rPr>
-          <w:rStyle w:val="OperatorTok"/>
-        </w:rPr>
-        <w:t>=</w:t>
-      </w:r>
-      <w:r>
-        <w:rPr>
-          <w:rStyle w:val="NormalTok"/>
-        </w:rPr>
-        <w:t xml:space="preserve"> student_feature.iloc[:, </w:t>
-      </w:r>
-      <w:r>
-        <w:rPr>
-          <w:rStyle w:val="DecValTok"/>
-        </w:rPr>
-        <w:t>2</w:t>
-      </w:r>
-      <w:r>
-        <w:rPr>
-          <w:rStyle w:val="NormalTok"/>
-        </w:rPr>
-        <w:t>:].astype(np.float32).values</w:t>
-      </w:r>
-      <w:r>
-        <w:br/>
-      </w:r>
-      <w:r>
-        <w:br/>
-      </w:r>
-      <w:r>
-        <w:rPr>
-          <w:rStyle w:val="NormalTok"/>
-        </w:rPr>
-        <w:t xml:space="preserve">    </w:t>
-      </w:r>
-      <w:r>
-        <w:rPr>
-          <w:rStyle w:val="CommentTok"/>
-        </w:rPr>
-        <w:t xml:space="preserve"># </w:t>
-      </w:r>
-      <w:r>
-        <w:rPr>
-          <w:rStyle w:val="CommentTok"/>
-        </w:rPr>
-        <w:t>转成</w:t>
-      </w:r>
-      <w:r>
-        <w:rPr>
-          <w:rStyle w:val="CommentTok"/>
-        </w:rPr>
-        <w:t xml:space="preserve"> numpy (float32) + int label</w:t>
-      </w:r>
-      <w:r>
-        <w:br/>
-      </w:r>
-      <w:r>
-        <w:rPr>
-          <w:rStyle w:val="NormalTok"/>
-        </w:rPr>
-        <w:t xml:space="preserve">    lbls </w:t>
-      </w:r>
-      <w:r>
-        <w:rPr>
-          <w:rStyle w:val="OperatorTok"/>
-        </w:rPr>
-        <w:t>=</w:t>
-      </w:r>
-      <w:r>
-        <w:rPr>
-          <w:rStyle w:val="NormalTok"/>
-        </w:rPr>
-        <w:t xml:space="preserve"> lbls.astype(</w:t>
-      </w:r>
-      <w:r>
-        <w:rPr>
-          <w:rStyle w:val="BuiltInTok"/>
-        </w:rPr>
-        <w:t>int</w:t>
-      </w:r>
-      <w:r>
-        <w:rPr>
-          <w:rStyle w:val="NormalTok"/>
-        </w:rPr>
-        <w:t>)</w:t>
-      </w:r>
-      <w:r>
-        <w:br/>
-      </w:r>
-      <w:r>
-        <w:br/>
-      </w:r>
-      <w:r>
-        <w:rPr>
-          <w:rStyle w:val="NormalTok"/>
-        </w:rPr>
-        <w:t xml:space="preserve">    </w:t>
-      </w:r>
-      <w:r>
-        <w:rPr>
-          <w:rStyle w:val="CommentTok"/>
-        </w:rPr>
-        <w:t xml:space="preserve"># </w:t>
-      </w:r>
-      <w:r>
-        <w:rPr>
-          <w:rStyle w:val="CommentTok"/>
-        </w:rPr>
-        <w:t>划分训练集和测试集</w:t>
-      </w:r>
-      <w:r>
-        <w:br/>
-      </w:r>
-      <w:r>
-        <w:rPr>
-          <w:rStyle w:val="NormalTok"/>
-        </w:rPr>
-        <w:t xml:space="preserve">    fts_, x_val, lbls_, y_val </w:t>
-      </w:r>
-      <w:r>
-        <w:rPr>
-          <w:rStyle w:val="OperatorTok"/>
-        </w:rPr>
-        <w:t>=</w:t>
-      </w:r>
-      <w:r>
-        <w:rPr>
-          <w:rStyle w:val="NormalTok"/>
-        </w:rPr>
-        <w:t xml:space="preserve"> train_test_split(fts, lbls, train_size</w:t>
-      </w:r>
-      <w:r>
-        <w:rPr>
-          <w:rStyle w:val="OperatorTok"/>
-        </w:rPr>
-        <w:t>=</w:t>
-      </w:r>
-      <w:r>
-        <w:rPr>
-          <w:rStyle w:val="FloatTok"/>
-        </w:rPr>
-        <w:t>0.8</w:t>
-      </w:r>
-      <w:r>
-        <w:rPr>
-          <w:rStyle w:val="NormalTok"/>
-        </w:rPr>
-        <w:t>, random_state</w:t>
-      </w:r>
-      <w:r>
-        <w:rPr>
-          <w:rStyle w:val="OperatorTok"/>
-        </w:rPr>
-        <w:t>=</w:t>
-      </w:r>
-      <w:r>
-        <w:rPr>
-          <w:rStyle w:val="DecValTok"/>
-        </w:rPr>
-        <w:t>0</w:t>
-      </w:r>
-      <w:r>
-        <w:rPr>
-          <w:rStyle w:val="NormalTok"/>
-        </w:rPr>
-        <w:t>)</w:t>
-      </w:r>
-      <w:r>
-        <w:br/>
-      </w:r>
-      <w:r>
-        <w:rPr>
-          <w:rStyle w:val="NormalTok"/>
-        </w:rPr>
-        <w:t xml:space="preserve">    </w:t>
-      </w:r>
-      <w:r>
-        <w:br/>
-      </w:r>
-      <w:r>
-        <w:rPr>
-          <w:rStyle w:val="NormalTok"/>
-        </w:rPr>
-        <w:t xml:space="preserve">    </w:t>
-      </w:r>
-      <w:r>
-        <w:rPr>
-          <w:rStyle w:val="CommentTok"/>
-        </w:rPr>
-        <w:t># ... (</w:t>
-      </w:r>
-      <w:r>
-        <w:rPr>
-          <w:rStyle w:val="CommentTok"/>
-        </w:rPr>
-        <w:t>省略部分通用代码</w:t>
-      </w:r>
-      <w:r>
-        <w:rPr>
-          <w:rStyle w:val="CommentTok"/>
-        </w:rPr>
-        <w:t>) ...</w:t>
-      </w:r>
-      <w:r>
-        <w:br/>
-      </w:r>
-      <w:r>
-        <w:rPr>
-          <w:rStyle w:val="NormalTok"/>
-        </w:rPr>
-        <w:t xml:space="preserve">    </w:t>
-      </w:r>
-      <w:r>
-        <w:br/>
-      </w:r>
-      <w:r>
-        <w:rPr>
-          <w:rStyle w:val="CommentTok"/>
-        </w:rPr>
-        <w:t># ...</w:t>
-      </w:r>
-      <w:r>
-        <w:br/>
-      </w:r>
-      <w:r>
-        <w:br/>
-      </w:r>
-      <w:r>
-        <w:rPr>
-          <w:rStyle w:val="ControlFlowTok"/>
-        </w:rPr>
-        <w:t>if</w:t>
-      </w:r>
-      <w:r>
-        <w:rPr>
-          <w:rStyle w:val="NormalTok"/>
-        </w:rPr>
-        <w:t xml:space="preserve"> use</w:t>
-      </w:r>
-      <w:r>
-        <w:rPr>
-          <w:rStyle w:val="NormalTok"/>
-        </w:rPr>
-        <w:t>_st_feature_for_structure:</w:t>
-      </w:r>
-      <w:r>
-        <w:br/>
-      </w:r>
-      <w:r>
-        <w:rPr>
-          <w:rStyle w:val="NormalTok"/>
-        </w:rPr>
-        <w:t xml:space="preserve">    </w:t>
-      </w:r>
-      <w:r>
-        <w:rPr>
-          <w:rStyle w:val="CommentTok"/>
-        </w:rPr>
-        <w:t xml:space="preserve"># </w:t>
-      </w:r>
-      <w:r>
-        <w:rPr>
-          <w:rStyle w:val="CommentTok"/>
-        </w:rPr>
-        <w:t>使用单视图构建超图</w:t>
+        <w:t># 使用单视图构建超图</w:t>
       </w:r>
       <w:r>
         <w:br/>
@@ -3752,13 +3602,97 @@
         <w:rPr>
           <w:rStyle w:val="CommentTok"/>
         </w:rPr>
-        <w:t xml:space="preserve"># </w:t>
+        <w:t># 读取数据并根据数据集类型处理</w:t>
+      </w:r>
+      <w:r>
+        <w:br/>
+      </w:r>
+      <w:r>
+        <w:rPr>
+          <w:rStyle w:val="NormalTok"/>
+        </w:rPr>
+        <w:t xml:space="preserve">    student_feature </w:t>
+      </w:r>
+      <w:r>
+        <w:rPr>
+          <w:rStyle w:val="OperatorTok"/>
+        </w:rPr>
+        <w:t>=</w:t>
+      </w:r>
+      <w:r>
+        <w:rPr>
+          <w:rStyle w:val="NormalTok"/>
+        </w:rPr>
+        <w:t xml:space="preserve"> pd.read_csv(args.data_path)</w:t>
+      </w:r>
+      <w:r>
+        <w:br/>
+      </w:r>
+      <w:r>
+        <w:rPr>
+          <w:rStyle w:val="NormalTok"/>
+        </w:rPr>
+        <w:t xml:space="preserve">    </w:t>
+      </w:r>
+      <w:r>
+        <w:br/>
+      </w:r>
+      <w:r>
+        <w:rPr>
+          <w:rStyle w:val="NormalTok"/>
+        </w:rPr>
+        <w:t xml:space="preserve">    </w:t>
+      </w:r>
+      <w:r>
+        <w:rPr>
+          <w:rStyle w:val="ControlFlowTok"/>
+        </w:rPr>
+        <w:t>if</w:t>
+      </w:r>
+      <w:r>
+        <w:rPr>
+          <w:rStyle w:val="NormalTok"/>
+        </w:rPr>
+        <w:t xml:space="preserve"> args.dataset_type </w:t>
+      </w:r>
+      <w:r>
+        <w:rPr>
+          <w:rStyle w:val="OperatorTok"/>
+        </w:rPr>
+        <w:t>==</w:t>
+      </w:r>
+      <w:r>
+        <w:rPr>
+          <w:rStyle w:val="NormalTok"/>
+        </w:rPr>
+        <w:t xml:space="preserve"> </w:t>
+      </w:r>
+      <w:r>
+        <w:rPr>
+          <w:rStyle w:val="StringTok"/>
+        </w:rPr>
+        <w:t>'3class'</w:t>
+      </w:r>
+      <w:r>
+        <w:rPr>
+          <w:rStyle w:val="NormalTok"/>
+        </w:rPr>
+        <w:t>:</w:t>
+      </w:r>
+      <w:r>
+        <w:br/>
+      </w:r>
+      <w:r>
+        <w:rPr>
+          <w:rStyle w:val="NormalTok"/>
+        </w:rPr>
+        <w:t xml:space="preserve">        </w:t>
       </w:r>
       <w:r>
         <w:rPr>
           <w:rStyle w:val="CommentTok"/>
         </w:rPr>
-        <w:t>读取数据并根据数据集类型处理</w:t>
+        <w:t># 三分类数据集处理</w:t>
       </w:r>
       <w:r>
         <w:br/>
@@ -3767,7 +3701,7 @@
         <w:rPr>
           <w:rStyle w:val="NormalTok"/>
         </w:rPr>
-        <w:t xml:space="preserve">    student_feature </w:t>
+        <w:t xml:space="preserve">        features </w:t>
       </w:r>
       <w:r>
         <w:rPr>
@@ -3779,7 +3713,19 @@
         <w:rPr>
           <w:rStyle w:val="NormalTok"/>
         </w:rPr>
-        <w:t xml:space="preserve"> pd.read_csv(args.data_path)</w:t>
+        <w:t xml:space="preserve"> student_feature.iloc[:, </w:t>
+      </w:r>
+      <w:r>
+        <w:rPr>
+          <w:rStyle w:val="DecValTok"/>
+        </w:rPr>
+        <w:t>1</w:t>
+      </w:r>
+      <w:r>
+        <w:rPr>
+          <w:rStyle w:val="NormalTok"/>
+        </w:rPr>
+        <w:t>:].astype(np.float32).values</w:t>
       </w:r>
       <w:r>
         <w:br/>
@@ -3788,181 +3734,67 @@
         <w:rPr>
           <w:rStyle w:val="NormalTok"/>
         </w:rPr>
+        <w:t xml:space="preserve">        labels </w:t>
+      </w:r>
+      <w:r>
+        <w:rPr>
+          <w:rStyle w:val="OperatorTok"/>
+        </w:rPr>
+        <w:t>=</w:t>
+      </w:r>
+      <w:r>
+        <w:rPr>
+          <w:rStyle w:val="NormalTok"/>
+        </w:rPr>
+        <w:t xml:space="preserve"> student_feature.iloc[:, </w:t>
+      </w:r>
+      <w:r>
+        <w:rPr>
+          <w:rStyle w:val="DecValTok"/>
+        </w:rPr>
+        <w:t>0</w:t>
+      </w:r>
+      <w:r>
+        <w:rPr>
+          <w:rStyle w:val="NormalTok"/>
+        </w:rPr>
+        <w:t>].values</w:t>
+      </w:r>
+      <w:r>
+        <w:br/>
+      </w:r>
+      <w:r>
+        <w:rPr>
+          <w:rStyle w:val="NormalTok"/>
+        </w:rPr>
         <w:t xml:space="preserve">    </w:t>
       </w:r>
       <w:r>
+        <w:rPr>
+          <w:rStyle w:val="ControlFlowTok"/>
+        </w:rPr>
+        <w:t>else</w:t>
+      </w:r>
+      <w:r>
+        <w:rPr>
+          <w:rStyle w:val="NormalTok"/>
+        </w:rPr>
+        <w:t>:</w:t>
+      </w:r>
+      <w:r>
         <w:br/>
       </w:r>
       <w:r>
         <w:rPr>
           <w:rStyle w:val="NormalTok"/>
         </w:rPr>
-        <w:t xml:space="preserve">    </w:t>
-      </w:r>
-      <w:r>
-        <w:rPr>
-          <w:rStyle w:val="ControlFlowTok"/>
-        </w:rPr>
-        <w:t>if</w:t>
-      </w:r>
-      <w:r>
-        <w:rPr>
-          <w:rStyle w:val="NormalTok"/>
-        </w:rPr>
-        <w:t xml:space="preserve"> args.dataset_type </w:t>
-      </w:r>
-      <w:r>
-        <w:rPr>
-          <w:rStyle w:val="OperatorTok"/>
-        </w:rPr>
-        <w:t>==</w:t>
-      </w:r>
-      <w:r>
-        <w:rPr>
-          <w:rStyle w:val="NormalTok"/>
-        </w:rPr>
-        <w:t xml:space="preserve"> </w:t>
-      </w:r>
-      <w:r>
-        <w:rPr>
-          <w:rStyle w:val="StringTok"/>
-        </w:rPr>
-        <w:t>'3class'</w:t>
-      </w:r>
-      <w:r>
-        <w:rPr>
-          <w:rStyle w:val="NormalTok"/>
-        </w:rPr>
-        <w:t>:</w:t>
-      </w:r>
-      <w:r>
-        <w:br/>
-      </w:r>
-      <w:r>
-        <w:rPr>
-          <w:rStyle w:val="NormalTok"/>
-        </w:rPr>
         <w:t xml:space="preserve">        </w:t>
       </w:r>
       <w:r>
         <w:rPr>
           <w:rStyle w:val="CommentTok"/>
         </w:rPr>
-        <w:t xml:space="preserve"># </w:t>
-      </w:r>
-      <w:r>
-        <w:rPr>
-          <w:rStyle w:val="CommentTok"/>
-        </w:rPr>
-        <w:t>三分类数据集处理</w:t>
-      </w:r>
-      <w:r>
-        <w:br/>
-      </w:r>
-      <w:r>
-        <w:rPr>
-          <w:rStyle w:val="NormalTok"/>
-        </w:rPr>
-        <w:t xml:space="preserve">        features </w:t>
-      </w:r>
-      <w:r>
-        <w:rPr>
-          <w:rStyle w:val="OperatorTok"/>
-        </w:rPr>
-        <w:t>=</w:t>
-      </w:r>
-      <w:r>
-        <w:rPr>
-          <w:rStyle w:val="NormalTok"/>
-        </w:rPr>
-        <w:t xml:space="preserve"> student_feature.iloc[:, </w:t>
-      </w:r>
-      <w:r>
-        <w:rPr>
-          <w:rStyle w:val="DecValTok"/>
-        </w:rPr>
-        <w:t>1</w:t>
-      </w:r>
-      <w:r>
-        <w:rPr>
-          <w:rStyle w:val="NormalTok"/>
-        </w:rPr>
-        <w:t>:].astype(np.float32).values</w:t>
-      </w:r>
-      <w:r>
-        <w:br/>
-      </w:r>
-      <w:r>
-        <w:rPr>
-          <w:rStyle w:val="NormalTok"/>
-        </w:rPr>
-        <w:t xml:space="preserve">        labels </w:t>
-      </w:r>
-      <w:r>
-        <w:rPr>
-          <w:rStyle w:val="OperatorTok"/>
-        </w:rPr>
-        <w:t>=</w:t>
-      </w:r>
-      <w:r>
-        <w:rPr>
-          <w:rStyle w:val="NormalTok"/>
-        </w:rPr>
-        <w:t xml:space="preserve"> student_feature.iloc[:, </w:t>
-      </w:r>
-      <w:r>
-        <w:rPr>
-          <w:rStyle w:val="DecValTok"/>
-        </w:rPr>
-        <w:t>0</w:t>
-      </w:r>
-      <w:r>
-        <w:rPr>
-          <w:rStyle w:val="NormalTok"/>
-        </w:rPr>
-        <w:t>].values</w:t>
-      </w:r>
-      <w:r>
-        <w:br/>
-      </w:r>
-      <w:r>
-        <w:rPr>
-          <w:rStyle w:val="NormalTok"/>
-        </w:rPr>
-        <w:t xml:space="preserve">    </w:t>
-      </w:r>
-      <w:r>
-        <w:rPr>
-          <w:rStyle w:val="ControlFlowTok"/>
-        </w:rPr>
-        <w:t>else</w:t>
-      </w:r>
-      <w:r>
-        <w:rPr>
-          <w:rStyle w:val="NormalTok"/>
-        </w:rPr>
-        <w:t>:</w:t>
-      </w:r>
-      <w:r>
-        <w:br/>
-      </w:r>
-      <w:r>
-        <w:rPr>
-          <w:rStyle w:val="NormalTok"/>
-        </w:rPr>
-        <w:t xml:space="preserve">        </w:t>
-      </w:r>
-      <w:r>
-        <w:rPr>
-          <w:rStyle w:val="CommentTok"/>
-        </w:rPr>
-        <w:t xml:space="preserve"># </w:t>
-      </w:r>
-      <w:r>
-        <w:rPr>
-          <w:rStyle w:val="CommentTok"/>
-        </w:rPr>
-        <w:t>二分类数据集处理</w:t>
+        <w:t># 二分类数据集处理</w:t>
       </w:r>
       <w:r>
         <w:br/>
@@ -4084,211 +3916,151 @@
         <w:rPr>
           <w:rStyle w:val="CommentTok"/>
         </w:rPr>
-        <w:t xml:space="preserve"># </w:t>
+        <w:t># 读取数据 (Hardcoded for processed_happiness_data.csv)</w:t>
+      </w:r>
+      <w:r>
+        <w:br/>
+      </w:r>
+      <w:r>
+        <w:rPr>
+          <w:rStyle w:val="NormalTok"/>
+        </w:rPr>
+        <w:t xml:space="preserve">    data_path </w:t>
+      </w:r>
+      <w:r>
+        <w:rPr>
+          <w:rStyle w:val="OperatorTok"/>
+        </w:rPr>
+        <w:t>=</w:t>
+      </w:r>
+      <w:r>
+        <w:rPr>
+          <w:rStyle w:val="NormalTok"/>
+        </w:rPr>
+        <w:t xml:space="preserve"> </w:t>
+      </w:r>
+      <w:r>
+        <w:rPr>
+          <w:rStyle w:val="StringTok"/>
+        </w:rPr>
+        <w:t>"processed_happiness_data.csv"</w:t>
+      </w:r>
+      <w:r>
+        <w:br/>
+      </w:r>
+      <w:r>
+        <w:rPr>
+          <w:rStyle w:val="NormalTok"/>
+        </w:rPr>
+        <w:t xml:space="preserve">    </w:t>
+      </w:r>
+      <w:r>
+        <w:rPr>
+          <w:rStyle w:val="BuiltInTok"/>
+        </w:rPr>
+        <w:t>print</w:t>
+      </w:r>
+      <w:r>
+        <w:rPr>
+          <w:rStyle w:val="NormalTok"/>
+        </w:rPr>
+        <w:t>(</w:t>
+      </w:r>
+      <w:r>
+        <w:rPr>
+          <w:rStyle w:val="SpecialStringTok"/>
+        </w:rPr>
+        <w:t xml:space="preserve">f"Loading data from </w:t>
+      </w:r>
+      <w:r>
+        <w:rPr>
+          <w:rStyle w:val="SpecialCharTok"/>
+        </w:rPr>
+        <w:t>{</w:t>
+      </w:r>
+      <w:r>
+        <w:rPr>
+          <w:rStyle w:val="NormalTok"/>
+        </w:rPr>
+        <w:t>data_path</w:t>
+      </w:r>
+      <w:r>
+        <w:rPr>
+          <w:rStyle w:val="SpecialCharTok"/>
+        </w:rPr>
+        <w:t>}</w:t>
+      </w:r>
+      <w:r>
+        <w:rPr>
+          <w:rStyle w:val="SpecialStringTok"/>
+        </w:rPr>
+        <w:t>..."</w:t>
+      </w:r>
+      <w:r>
+        <w:rPr>
+          <w:rStyle w:val="NormalTok"/>
+        </w:rPr>
+        <w:t>)</w:t>
+      </w:r>
+      <w:r>
+        <w:br/>
+      </w:r>
+      <w:r>
+        <w:rPr>
+          <w:rStyle w:val="NormalTok"/>
+        </w:rPr>
+        <w:t xml:space="preserve">    df </w:t>
+      </w:r>
+      <w:r>
+        <w:rPr>
+          <w:rStyle w:val="OperatorTok"/>
+        </w:rPr>
+        <w:t>=</w:t>
+      </w:r>
+      <w:r>
+        <w:rPr>
+          <w:rStyle w:val="NormalTok"/>
+        </w:rPr>
+        <w:t xml:space="preserve"> pd.read_csv(data_path)</w:t>
+      </w:r>
+      <w:r>
+        <w:br/>
+      </w:r>
+      <w:r>
+        <w:rPr>
+          <w:rStyle w:val="NormalTok"/>
+        </w:rPr>
+        <w:t xml:space="preserve">    </w:t>
+      </w:r>
+      <w:r>
+        <w:br/>
+      </w:r>
+      <w:r>
+        <w:rPr>
+          <w:rStyle w:val="NormalTok"/>
+        </w:rPr>
+        <w:t xml:space="preserve">    </w:t>
       </w:r>
       <w:r>
         <w:rPr>
           <w:rStyle w:val="CommentTok"/>
         </w:rPr>
-        <w:t>读取数据</w:t>
+        <w:t># 数据预处理</w:t>
+      </w:r>
+      <w:r>
+        <w:br/>
+      </w:r>
+      <w:r>
+        <w:rPr>
+          <w:rStyle w:val="NormalTok"/>
+        </w:rPr>
+        <w:t xml:space="preserve">    </w:t>
       </w:r>
       <w:r>
         <w:rPr>
           <w:rStyle w:val="CommentTok"/>
         </w:rPr>
-        <w:t xml:space="preserve"> (Hardcoded for processed_happiness_data.csv)</w:t>
-      </w:r>
-      <w:r>
-        <w:br/>
-      </w:r>
-      <w:r>
-        <w:rPr>
-          <w:rStyle w:val="NormalTok"/>
-        </w:rPr>
-        <w:t xml:space="preserve">    data_path </w:t>
-      </w:r>
-      <w:r>
-        <w:rPr>
-          <w:rStyle w:val="OperatorTok"/>
-        </w:rPr>
-        <w:t>=</w:t>
-      </w:r>
-      <w:r>
-        <w:rPr>
-          <w:rStyle w:val="NormalTok"/>
-        </w:rPr>
-        <w:t xml:space="preserve"> </w:t>
-      </w:r>
-      <w:r>
-        <w:rPr>
-          <w:rStyle w:val="StringTok"/>
-        </w:rPr>
-        <w:t>"processed_happiness_data.csv"</w:t>
-      </w:r>
-      <w:r>
-        <w:br/>
-      </w:r>
-      <w:r>
-        <w:rPr>
-          <w:rStyle w:val="NormalTok"/>
-        </w:rPr>
-        <w:t xml:space="preserve">    </w:t>
-      </w:r>
-      <w:r>
-        <w:rPr>
-          <w:rStyle w:val="BuiltInTok"/>
-        </w:rPr>
-        <w:t>print</w:t>
-      </w:r>
-      <w:r>
-        <w:rPr>
-          <w:rStyle w:val="NormalTok"/>
-        </w:rPr>
-        <w:t>(</w:t>
-      </w:r>
-      <w:r>
-        <w:rPr>
-          <w:rStyle w:val="SpecialStringTok"/>
-        </w:rPr>
-        <w:t xml:space="preserve">f"Loading data from </w:t>
-      </w:r>
-      <w:r>
-        <w:rPr>
-          <w:rStyle w:val="SpecialCharTok"/>
-        </w:rPr>
-        <w:t>{</w:t>
-      </w:r>
-      <w:r>
-        <w:rPr>
-          <w:rStyle w:val="NormalTok"/>
-        </w:rPr>
-        <w:t>data_path</w:t>
-      </w:r>
-      <w:r>
-        <w:rPr>
-          <w:rStyle w:val="SpecialCharTok"/>
-        </w:rPr>
-        <w:t>}</w:t>
-      </w:r>
-      <w:r>
-        <w:rPr>
-          <w:rStyle w:val="SpecialStringTok"/>
-        </w:rPr>
-        <w:t>..."</w:t>
-      </w:r>
-      <w:r>
-        <w:rPr>
-          <w:rStyle w:val="NormalTok"/>
-        </w:rPr>
-        <w:t>)</w:t>
-      </w:r>
-      <w:r>
-        <w:br/>
-      </w:r>
-      <w:r>
-        <w:rPr>
-          <w:rStyle w:val="NormalTok"/>
-        </w:rPr>
-        <w:t xml:space="preserve">    df </w:t>
-      </w:r>
-      <w:r>
-        <w:rPr>
-          <w:rStyle w:val="OperatorTok"/>
-        </w:rPr>
-        <w:t>=</w:t>
-      </w:r>
-      <w:r>
-        <w:rPr>
-          <w:rStyle w:val="NormalTok"/>
-        </w:rPr>
-        <w:t xml:space="preserve"> pd.read_csv(data_path)</w:t>
-      </w:r>
-      <w:r>
-        <w:br/>
-      </w:r>
-      <w:r>
-        <w:rPr>
-          <w:rStyle w:val="NormalTok"/>
-        </w:rPr>
-        <w:t xml:space="preserve">    </w:t>
-      </w:r>
-      <w:r>
-        <w:br/>
-      </w:r>
-      <w:r>
-        <w:rPr>
-          <w:rStyle w:val="NormalTok"/>
-        </w:rPr>
-        <w:t xml:space="preserve">    </w:t>
-      </w:r>
-      <w:r>
-        <w:rPr>
-          <w:rStyle w:val="CommentTok"/>
-        </w:rPr>
-        <w:t xml:space="preserve"># </w:t>
-      </w:r>
-      <w:r>
-        <w:rPr>
-          <w:rStyle w:val="CommentTok"/>
-        </w:rPr>
-        <w:t>数据预处理</w:t>
-      </w:r>
-      <w:r>
-        <w:br/>
-      </w:r>
-      <w:r>
-        <w:rPr>
-          <w:rStyle w:val="NormalTok"/>
-        </w:rPr>
-        <w:t xml:space="preserve">    </w:t>
-      </w:r>
-      <w:r>
-        <w:rPr>
-          <w:rStyle w:val="CommentTok"/>
-        </w:rPr>
-        <w:t xml:space="preserve"># </w:t>
-      </w:r>
-      <w:r>
-        <w:rPr>
-          <w:rStyle w:val="CommentTok"/>
-        </w:rPr>
-        <w:t>第一列是国家名字</w:t>
-      </w:r>
-      <w:r>
-        <w:rPr>
-          <w:rStyle w:val="CommentTok"/>
-        </w:rPr>
-        <w:t>(</w:t>
-      </w:r>
-      <w:r>
-        <w:rPr>
-          <w:rStyle w:val="CommentTok"/>
-        </w:rPr>
-        <w:t>忽略</w:t>
-      </w:r>
-      <w:r>
-        <w:rPr>
-          <w:rStyle w:val="CommentTok"/>
-        </w:rPr>
-        <w:t xml:space="preserve">), </w:t>
-      </w:r>
-      <w:r>
-        <w:rPr>
-          <w:rStyle w:val="CommentTok"/>
-        </w:rPr>
-        <w:t>第二列是标签</w:t>
-      </w:r>
-      <w:r>
-        <w:rPr>
-          <w:rStyle w:val="CommentTok"/>
-        </w:rPr>
-        <w:t xml:space="preserve">, </w:t>
-      </w:r>
-      <w:r>
-        <w:rPr>
-          <w:rStyle w:val="CommentTok"/>
-        </w:rPr>
-        <w:t>剩下的列是特征</w:t>
+        <w:t># 第一列是国家名字(忽略), 第二列是标签, 剩下的列是特征</w:t>
       </w:r>
       <w:r>
         <w:br/>
@@ -4913,13 +4685,52 @@
         <w:rPr>
           <w:rStyle w:val="CommentTok"/>
         </w:rPr>
-        <w:t xml:space="preserve"># </w:t>
+        <w:t># 读取数据</w:t>
+      </w:r>
+      <w:r>
+        <w:br/>
+      </w:r>
+      <w:r>
+        <w:rPr>
+          <w:rStyle w:val="NormalTok"/>
+        </w:rPr>
+        <w:t xml:space="preserve">    data </w:t>
+      </w:r>
+      <w:r>
+        <w:rPr>
+          <w:rStyle w:val="OperatorTok"/>
+        </w:rPr>
+        <w:t>=</w:t>
+      </w:r>
+      <w:r>
+        <w:rPr>
+          <w:rStyle w:val="NormalTok"/>
+        </w:rPr>
+        <w:t xml:space="preserve"> pd.read_csv(args.data_path)</w:t>
+      </w:r>
+      <w:r>
+        <w:br/>
+      </w:r>
+      <w:r>
+        <w:rPr>
+          <w:rStyle w:val="NormalTok"/>
+        </w:rPr>
+        <w:t xml:space="preserve">    </w:t>
+      </w:r>
+      <w:r>
+        <w:br/>
+      </w:r>
+      <w:r>
+        <w:rPr>
+          <w:rStyle w:val="NormalTok"/>
+        </w:rPr>
+        <w:t xml:space="preserve">    </w:t>
       </w:r>
       <w:r>
         <w:rPr>
           <w:rStyle w:val="CommentTok"/>
         </w:rPr>
-        <w:t>读取数据</w:t>
+        <w:t># 根据数据集类型处理特征和标签</w:t>
       </w:r>
       <w:r>
         <w:br/>
@@ -4928,19 +4739,97 @@
         <w:rPr>
           <w:rStyle w:val="NormalTok"/>
         </w:rPr>
-        <w:t xml:space="preserve">    data </w:t>
+        <w:t xml:space="preserve">    </w:t>
+      </w:r>
+      <w:r>
+        <w:rPr>
+          <w:rStyle w:val="ControlFlowTok"/>
+        </w:rPr>
+        <w:t>if</w:t>
+      </w:r>
+      <w:r>
+        <w:rPr>
+          <w:rStyle w:val="NormalTok"/>
+        </w:rPr>
+        <w:t xml:space="preserve"> args.dataset_type </w:t>
       </w:r>
       <w:r>
         <w:rPr>
           <w:rStyle w:val="OperatorTok"/>
         </w:rPr>
+        <w:t>==</w:t>
+      </w:r>
+      <w:r>
+        <w:rPr>
+          <w:rStyle w:val="NormalTok"/>
+        </w:rPr>
+        <w:t xml:space="preserve"> </w:t>
+      </w:r>
+      <w:r>
+        <w:rPr>
+          <w:rStyle w:val="StringTok"/>
+        </w:rPr>
+        <w:t>'3class'</w:t>
+      </w:r>
+      <w:r>
+        <w:rPr>
+          <w:rStyle w:val="NormalTok"/>
+        </w:rPr>
+        <w:t>:</w:t>
+      </w:r>
+      <w:r>
+        <w:br/>
+      </w:r>
+      <w:r>
+        <w:rPr>
+          <w:rStyle w:val="NormalTok"/>
+        </w:rPr>
+        <w:t xml:space="preserve">        </w:t>
+      </w:r>
+      <w:r>
+        <w:rPr>
+          <w:rStyle w:val="CommentTok"/>
+        </w:rPr>
+        <w:t># 三分类数据集处理</w:t>
+      </w:r>
+      <w:r>
+        <w:br/>
+      </w:r>
+      <w:r>
+        <w:rPr>
+          <w:rStyle w:val="NormalTok"/>
+        </w:rPr>
+        <w:t xml:space="preserve">        X </w:t>
+      </w:r>
+      <w:r>
+        <w:rPr>
+          <w:rStyle w:val="OperatorTok"/>
+        </w:rPr>
         <w:t>=</w:t>
       </w:r>
       <w:r>
         <w:rPr>
           <w:rStyle w:val="NormalTok"/>
         </w:rPr>
-        <w:t xml:space="preserve"> pd.read_csv(args.data_path)</w:t>
+        <w:t xml:space="preserve"> data.iloc[:, </w:t>
+      </w:r>
+      <w:r>
+        <w:rPr>
+          <w:rStyle w:val="DecValTok"/>
+        </w:rPr>
+        <w:t>1</w:t>
+      </w:r>
+      <w:r>
+        <w:rPr>
+          <w:rStyle w:val="NormalTok"/>
+        </w:rPr>
+        <w:t xml:space="preserve">:]  </w:t>
+      </w:r>
+      <w:r>
+        <w:rPr>
+          <w:rStyle w:val="CommentTok"/>
+        </w:rPr>
+        <w:t># 特征</w:t>
       </w:r>
       <w:r>
         <w:br/>
@@ -4949,28 +4838,112 @@
         <w:rPr>
           <w:rStyle w:val="NormalTok"/>
         </w:rPr>
+        <w:t xml:space="preserve">        y </w:t>
+      </w:r>
+      <w:r>
+        <w:rPr>
+          <w:rStyle w:val="OperatorTok"/>
+        </w:rPr>
+        <w:t>=</w:t>
+      </w:r>
+      <w:r>
+        <w:rPr>
+          <w:rStyle w:val="NormalTok"/>
+        </w:rPr>
+        <w:t xml:space="preserve"> data.iloc[:, </w:t>
+      </w:r>
+      <w:r>
+        <w:rPr>
+          <w:rStyle w:val="DecValTok"/>
+        </w:rPr>
+        <w:t>0</w:t>
+      </w:r>
+      <w:r>
+        <w:rPr>
+          <w:rStyle w:val="NormalTok"/>
+        </w:rPr>
+        <w:t xml:space="preserve">]   </w:t>
+      </w:r>
+      <w:r>
+        <w:rPr>
+          <w:rStyle w:val="CommentTok"/>
+        </w:rPr>
+        <w:t># 标签</w:t>
+      </w:r>
+      <w:r>
+        <w:br/>
+      </w:r>
+      <w:r>
+        <w:rPr>
+          <w:rStyle w:val="NormalTok"/>
+        </w:rPr>
         <w:t xml:space="preserve">    </w:t>
       </w:r>
       <w:r>
+        <w:rPr>
+          <w:rStyle w:val="ControlFlowTok"/>
+        </w:rPr>
+        <w:t>else</w:t>
+      </w:r>
+      <w:r>
+        <w:rPr>
+          <w:rStyle w:val="NormalTok"/>
+        </w:rPr>
+        <w:t>:</w:t>
+      </w:r>
+      <w:r>
         <w:br/>
       </w:r>
       <w:r>
         <w:rPr>
           <w:rStyle w:val="NormalTok"/>
         </w:rPr>
-        <w:t xml:space="preserve">    </w:t>
+        <w:t xml:space="preserve">        </w:t>
       </w:r>
       <w:r>
         <w:rPr>
           <w:rStyle w:val="CommentTok"/>
         </w:rPr>
-        <w:t xml:space="preserve"># </w:t>
+        <w:t># 二分类数据集处理</w:t>
+      </w:r>
+      <w:r>
+        <w:br/>
+      </w:r>
+      <w:r>
+        <w:rPr>
+          <w:rStyle w:val="NormalTok"/>
+        </w:rPr>
+        <w:t xml:space="preserve">        y </w:t>
+      </w:r>
+      <w:r>
+        <w:rPr>
+          <w:rStyle w:val="OperatorTok"/>
+        </w:rPr>
+        <w:t>=</w:t>
+      </w:r>
+      <w:r>
+        <w:rPr>
+          <w:rStyle w:val="NormalTok"/>
+        </w:rPr>
+        <w:t xml:space="preserve"> data.iloc[:, </w:t>
+      </w:r>
+      <w:r>
+        <w:rPr>
+          <w:rStyle w:val="DecValTok"/>
+        </w:rPr>
+        <w:t>0</w:t>
+      </w:r>
+      <w:r>
+        <w:rPr>
+          <w:rStyle w:val="NormalTok"/>
+        </w:rPr>
+        <w:t xml:space="preserve">]   </w:t>
       </w:r>
       <w:r>
         <w:rPr>
           <w:rStyle w:val="CommentTok"/>
         </w:rPr>
-        <w:t>根据数据集类型处理特征和标签</w:t>
+        <w:t># 标签</w:t>
       </w:r>
       <w:r>
         <w:br/>
@@ -4979,322 +4952,61 @@
         <w:rPr>
           <w:rStyle w:val="NormalTok"/>
         </w:rPr>
-        <w:t xml:space="preserve">    </w:t>
-      </w:r>
-      <w:r>
-        <w:rPr>
-          <w:rStyle w:val="ControlFlowTok"/>
-        </w:rPr>
-        <w:t>if</w:t>
-      </w:r>
-      <w:r>
-        <w:rPr>
-          <w:rStyle w:val="NormalTok"/>
-        </w:rPr>
-        <w:t xml:space="preserve"> args.dataset_type </w:t>
+        <w:t xml:space="preserve">        X </w:t>
       </w:r>
       <w:r>
         <w:rPr>
           <w:rStyle w:val="OperatorTok"/>
         </w:rPr>
-        <w:t>==</w:t>
-      </w:r>
-      <w:r>
-        <w:rPr>
-          <w:rStyle w:val="NormalTok"/>
-        </w:rPr>
-        <w:t xml:space="preserve"> </w:t>
+        <w:t>=</w:t>
+      </w:r>
+      <w:r>
+        <w:rPr>
+          <w:rStyle w:val="NormalTok"/>
+        </w:rPr>
+        <w:t xml:space="preserve"> data.drop(columns</w:t>
+      </w:r>
+      <w:r>
+        <w:rPr>
+          <w:rStyle w:val="OperatorTok"/>
+        </w:rPr>
+        <w:t>=</w:t>
+      </w:r>
+      <w:r>
+        <w:rPr>
+          <w:rStyle w:val="NormalTok"/>
+        </w:rPr>
+        <w:t>[</w:t>
       </w:r>
       <w:r>
         <w:rPr>
           <w:rStyle w:val="StringTok"/>
         </w:rPr>
-        <w:t>'3class'</w:t>
-      </w:r>
-      <w:r>
-        <w:rPr>
-          <w:rStyle w:val="NormalTok"/>
-        </w:rPr>
-        <w:t>:</w:t>
-      </w:r>
-      <w:r>
-        <w:br/>
-      </w:r>
-      <w:r>
-        <w:rPr>
-          <w:rStyle w:val="NormalTok"/>
-        </w:rPr>
-        <w:t xml:space="preserve">        </w:t>
+        <w:t>"label"</w:t>
+      </w:r>
+      <w:r>
+        <w:rPr>
+          <w:rStyle w:val="NormalTok"/>
+        </w:rPr>
+        <w:t xml:space="preserve">, </w:t>
+      </w:r>
+      <w:r>
+        <w:rPr>
+          <w:rStyle w:val="StringTok"/>
+        </w:rPr>
+        <w:t>"BH"</w:t>
+      </w:r>
+      <w:r>
+        <w:rPr>
+          <w:rStyle w:val="NormalTok"/>
+        </w:rPr>
+        <w:t xml:space="preserve">])  </w:t>
       </w:r>
       <w:r>
         <w:rPr>
           <w:rStyle w:val="CommentTok"/>
         </w:rPr>
-        <w:t xml:space="preserve"># </w:t>
-      </w:r>
-      <w:r>
-        <w:rPr>
-          <w:rStyle w:val="CommentTok"/>
-        </w:rPr>
-        <w:t>三分类数据集处理</w:t>
-      </w:r>
-      <w:r>
-        <w:br/>
-      </w:r>
-      <w:r>
-        <w:rPr>
-          <w:rStyle w:val="NormalTok"/>
-        </w:rPr>
-        <w:t xml:space="preserve">        X </w:t>
-      </w:r>
-      <w:r>
-        <w:rPr>
-          <w:rStyle w:val="OperatorTok"/>
-        </w:rPr>
-        <w:t>=</w:t>
-      </w:r>
-      <w:r>
-        <w:rPr>
-          <w:rStyle w:val="NormalTok"/>
-        </w:rPr>
-        <w:t xml:space="preserve"> data.iloc[:, </w:t>
-      </w:r>
-      <w:r>
-        <w:rPr>
-          <w:rStyle w:val="DecValTok"/>
-        </w:rPr>
-        <w:t>1</w:t>
-      </w:r>
-      <w:r>
-        <w:rPr>
-          <w:rStyle w:val="NormalTok"/>
-        </w:rPr>
-        <w:t xml:space="preserve">:]  </w:t>
-      </w:r>
-      <w:r>
-        <w:rPr>
-          <w:rStyle w:val="CommentTok"/>
-        </w:rPr>
-        <w:t xml:space="preserve"># </w:t>
-      </w:r>
-      <w:r>
-        <w:rPr>
-          <w:rStyle w:val="CommentTok"/>
-        </w:rPr>
-        <w:t>特征</w:t>
-      </w:r>
-      <w:r>
-        <w:br/>
-      </w:r>
-      <w:r>
-        <w:rPr>
-          <w:rStyle w:val="NormalTok"/>
-        </w:rPr>
-        <w:t xml:space="preserve">        y </w:t>
-      </w:r>
-      <w:r>
-        <w:rPr>
-          <w:rStyle w:val="OperatorTok"/>
-        </w:rPr>
-        <w:t>=</w:t>
-      </w:r>
-      <w:r>
-        <w:rPr>
-          <w:rStyle w:val="NormalTok"/>
-        </w:rPr>
-        <w:t xml:space="preserve"> data.iloc[:, </w:t>
-      </w:r>
-      <w:r>
-        <w:rPr>
-          <w:rStyle w:val="DecValTok"/>
-        </w:rPr>
-        <w:t>0</w:t>
-      </w:r>
-      <w:r>
-        <w:rPr>
-          <w:rStyle w:val="NormalTok"/>
-        </w:rPr>
-        <w:t xml:space="preserve">]   </w:t>
-      </w:r>
-      <w:r>
-        <w:rPr>
-          <w:rStyle w:val="CommentTok"/>
-        </w:rPr>
-        <w:t xml:space="preserve"># </w:t>
-      </w:r>
-      <w:r>
-        <w:rPr>
-          <w:rStyle w:val="CommentTok"/>
-        </w:rPr>
-        <w:t>标签</w:t>
-      </w:r>
-      <w:r>
-        <w:br/>
-      </w:r>
-      <w:r>
-        <w:rPr>
-          <w:rStyle w:val="NormalTok"/>
-        </w:rPr>
-        <w:t xml:space="preserve">    </w:t>
-      </w:r>
-      <w:r>
-        <w:rPr>
-          <w:rStyle w:val="ControlFlowTok"/>
-        </w:rPr>
-        <w:t>else</w:t>
-      </w:r>
-      <w:r>
-        <w:rPr>
-          <w:rStyle w:val="NormalTok"/>
-        </w:rPr>
-        <w:t>:</w:t>
-      </w:r>
-      <w:r>
-        <w:br/>
-      </w:r>
-      <w:r>
-        <w:rPr>
-          <w:rStyle w:val="NormalTok"/>
-        </w:rPr>
-        <w:t xml:space="preserve">        </w:t>
-      </w:r>
-      <w:r>
-        <w:rPr>
-          <w:rStyle w:val="CommentTok"/>
-        </w:rPr>
-        <w:t xml:space="preserve"># </w:t>
-      </w:r>
-      <w:r>
-        <w:rPr>
-          <w:rStyle w:val="CommentTok"/>
-        </w:rPr>
-        <w:t>二分类数据集处理</w:t>
-      </w:r>
-      <w:r>
-        <w:br/>
-      </w:r>
-      <w:r>
-        <w:rPr>
-          <w:rStyle w:val="NormalTok"/>
-        </w:rPr>
-        <w:t xml:space="preserve">        y </w:t>
-      </w:r>
-      <w:r>
-        <w:rPr>
-          <w:rStyle w:val="OperatorTok"/>
-        </w:rPr>
-        <w:t>=</w:t>
-      </w:r>
-      <w:r>
-        <w:rPr>
-          <w:rStyle w:val="NormalTok"/>
-        </w:rPr>
-        <w:t xml:space="preserve"> data.iloc[:, </w:t>
-      </w:r>
-      <w:r>
-        <w:rPr>
-          <w:rStyle w:val="DecValTok"/>
-        </w:rPr>
-        <w:t>0</w:t>
-      </w:r>
-      <w:r>
-        <w:rPr>
-          <w:rStyle w:val="NormalTok"/>
-        </w:rPr>
-        <w:t xml:space="preserve">]   </w:t>
-      </w:r>
-      <w:r>
-        <w:rPr>
-          <w:rStyle w:val="CommentTok"/>
-        </w:rPr>
-        <w:t xml:space="preserve"># </w:t>
-      </w:r>
-      <w:r>
-        <w:rPr>
-          <w:rStyle w:val="CommentTok"/>
-        </w:rPr>
-        <w:t>标签</w:t>
-      </w:r>
-      <w:r>
-        <w:br/>
-      </w:r>
-      <w:r>
-        <w:rPr>
-          <w:rStyle w:val="NormalTok"/>
-        </w:rPr>
-        <w:t xml:space="preserve">        X </w:t>
-      </w:r>
-      <w:r>
-        <w:rPr>
-          <w:rStyle w:val="OperatorTok"/>
-        </w:rPr>
-        <w:t>=</w:t>
-      </w:r>
-      <w:r>
-        <w:rPr>
-          <w:rStyle w:val="NormalTok"/>
-        </w:rPr>
-        <w:t xml:space="preserve"> data.drop(columns</w:t>
-      </w:r>
-      <w:r>
-        <w:rPr>
-          <w:rStyle w:val="OperatorTok"/>
-        </w:rPr>
-        <w:t>=</w:t>
-      </w:r>
-      <w:r>
-        <w:rPr>
-          <w:rStyle w:val="NormalTok"/>
-        </w:rPr>
-        <w:t>[</w:t>
-      </w:r>
-      <w:r>
-        <w:rPr>
-          <w:rStyle w:val="StringTok"/>
-        </w:rPr>
-        <w:t>"label"</w:t>
-      </w:r>
-      <w:r>
-        <w:rPr>
-          <w:rStyle w:val="NormalTok"/>
-        </w:rPr>
-        <w:t xml:space="preserve">, </w:t>
-      </w:r>
-      <w:r>
-        <w:rPr>
-          <w:rStyle w:val="StringTok"/>
-        </w:rPr>
-        <w:t>"BH"</w:t>
-      </w:r>
-      <w:r>
-        <w:rPr>
-          <w:rStyle w:val="NormalTok"/>
-        </w:rPr>
-        <w:t xml:space="preserve">])  </w:t>
-      </w:r>
-      <w:r>
-        <w:rPr>
-          <w:rStyle w:val="CommentTok"/>
-        </w:rPr>
-        <w:t xml:space="preserve"># </w:t>
-      </w:r>
-      <w:r>
-        <w:rPr>
-          <w:rStyle w:val="CommentTok"/>
-        </w:rPr>
-        <w:t>特征，去掉标签列和</w:t>
-      </w:r>
-      <w:r>
-        <w:rPr>
-          <w:rStyle w:val="CommentTok"/>
-        </w:rPr>
-        <w:t>BH</w:t>
-      </w:r>
-      <w:r>
-        <w:rPr>
-          <w:rStyle w:val="CommentTok"/>
-        </w:rPr>
-        <w:t>列</w:t>
+        <w:t># 特征，去掉标签列和BH列</w:t>
       </w:r>
     </w:p>
     <w:p>
@@ -5326,58 +5038,46 @@
         <w:rPr>
           <w:rStyle w:val="CommentTok"/>
         </w:rPr>
-        <w:t xml:space="preserve"># </w:t>
+        <w:t># 读取数据</w:t>
+      </w:r>
+      <w:r>
+        <w:br/>
+      </w:r>
+      <w:r>
+        <w:rPr>
+          <w:rStyle w:val="NormalTok"/>
+        </w:rPr>
+        <w:t xml:space="preserve">    data </w:t>
+      </w:r>
+      <w:r>
+        <w:rPr>
+          <w:rStyle w:val="OperatorTok"/>
+        </w:rPr>
+        <w:t>=</w:t>
+      </w:r>
+      <w:r>
+        <w:rPr>
+          <w:rStyle w:val="NormalTok"/>
+        </w:rPr>
+        <w:t xml:space="preserve"> pd.read_csv(args.data_path)</w:t>
+      </w:r>
+      <w:r>
+        <w:br/>
+      </w:r>
+      <w:r>
+        <w:br/>
+      </w:r>
+      <w:r>
+        <w:rPr>
+          <w:rStyle w:val="NormalTok"/>
+        </w:rPr>
+        <w:t xml:space="preserve">    </w:t>
       </w:r>
       <w:r>
         <w:rPr>
           <w:rStyle w:val="CommentTok"/>
         </w:rPr>
-        <w:t>读取数据</w:t>
-      </w:r>
-      <w:r>
-        <w:br/>
-      </w:r>
-      <w:r>
-        <w:rPr>
-          <w:rStyle w:val="NormalTok"/>
-        </w:rPr>
-        <w:t xml:space="preserve">    data </w:t>
-      </w:r>
-      <w:r>
-        <w:rPr>
-          <w:rStyle w:val="OperatorTok"/>
-        </w:rPr>
-        <w:t>=</w:t>
-      </w:r>
-      <w:r>
-        <w:rPr>
-          <w:rStyle w:val="NormalTok"/>
-        </w:rPr>
-        <w:t xml:space="preserve"> pd.read_csv(args.data_path)</w:t>
-      </w:r>
-      <w:r>
-        <w:br/>
-      </w:r>
-      <w:r>
-        <w:br/>
-      </w:r>
-      <w:r>
-        <w:rPr>
-          <w:rStyle w:val="NormalTok"/>
-        </w:rPr>
-        <w:t xml:space="preserve">    </w:t>
-      </w:r>
-      <w:r>
-        <w:rPr>
-          <w:rStyle w:val="CommentTok"/>
-        </w:rPr>
-        <w:t xml:space="preserve"># </w:t>
-      </w:r>
-      <w:r>
-        <w:rPr>
-          <w:rStyle w:val="CommentTok"/>
-        </w:rPr>
-        <w:t>根据数据集类型处理特征和标签</w:t>
+        <w:t># 根据数据集类型处理特征和标签</w:t>
       </w:r>
       <w:r>
         <w:br/>
@@ -5438,346 +5138,214 @@
         <w:rPr>
           <w:rStyle w:val="CommentTok"/>
         </w:rPr>
-        <w:t xml:space="preserve"># </w:t>
+        <w:t># 三分类数据集处理 - 修改标签列为第二列（label列）</w:t>
+      </w:r>
+      <w:r>
+        <w:br/>
+      </w:r>
+      <w:r>
+        <w:rPr>
+          <w:rStyle w:val="NormalTok"/>
+        </w:rPr>
+        <w:t xml:space="preserve">        y </w:t>
+      </w:r>
+      <w:r>
+        <w:rPr>
+          <w:rStyle w:val="OperatorTok"/>
+        </w:rPr>
+        <w:t>=</w:t>
+      </w:r>
+      <w:r>
+        <w:rPr>
+          <w:rStyle w:val="NormalTok"/>
+        </w:rPr>
+        <w:t xml:space="preserve"> data.iloc[:, </w:t>
+      </w:r>
+      <w:r>
+        <w:rPr>
+          <w:rStyle w:val="DecValTok"/>
+        </w:rPr>
+        <w:t>1</w:t>
+      </w:r>
+      <w:r>
+        <w:rPr>
+          <w:rStyle w:val="NormalTok"/>
+        </w:rPr>
+        <w:t xml:space="preserve">]  </w:t>
       </w:r>
       <w:r>
         <w:rPr>
           <w:rStyle w:val="CommentTok"/>
         </w:rPr>
-        <w:t>三分类数据集处理</w:t>
+        <w:t># 标签（第二列）</w:t>
+      </w:r>
+      <w:r>
+        <w:br/>
+      </w:r>
+      <w:r>
+        <w:rPr>
+          <w:rStyle w:val="NormalTok"/>
+        </w:rPr>
+        <w:t xml:space="preserve">        </w:t>
       </w:r>
       <w:r>
         <w:rPr>
           <w:rStyle w:val="CommentTok"/>
         </w:rPr>
-        <w:t xml:space="preserve"> - </w:t>
+        <w:t># 特征：去掉第一列（Country name）和第二列（label）</w:t>
+      </w:r>
+      <w:r>
+        <w:br/>
+      </w:r>
+      <w:r>
+        <w:rPr>
+          <w:rStyle w:val="NormalTok"/>
+        </w:rPr>
+        <w:t xml:space="preserve">        X </w:t>
+      </w:r>
+      <w:r>
+        <w:rPr>
+          <w:rStyle w:val="OperatorTok"/>
+        </w:rPr>
+        <w:t>=</w:t>
+      </w:r>
+      <w:r>
+        <w:rPr>
+          <w:rStyle w:val="NormalTok"/>
+        </w:rPr>
+        <w:t xml:space="preserve"> data.drop(data.columns[[</w:t>
+      </w:r>
+      <w:r>
+        <w:rPr>
+          <w:rStyle w:val="DecValTok"/>
+        </w:rPr>
+        <w:t>0</w:t>
+      </w:r>
+      <w:r>
+        <w:rPr>
+          <w:rStyle w:val="NormalTok"/>
+        </w:rPr>
+        <w:t xml:space="preserve">, </w:t>
+      </w:r>
+      <w:r>
+        <w:rPr>
+          <w:rStyle w:val="DecValTok"/>
+        </w:rPr>
+        <w:t>1</w:t>
+      </w:r>
+      <w:r>
+        <w:rPr>
+          <w:rStyle w:val="NormalTok"/>
+        </w:rPr>
+        <w:t>]], axis</w:t>
+      </w:r>
+      <w:r>
+        <w:rPr>
+          <w:rStyle w:val="OperatorTok"/>
+        </w:rPr>
+        <w:t>=</w:t>
+      </w:r>
+      <w:r>
+        <w:rPr>
+          <w:rStyle w:val="DecValTok"/>
+        </w:rPr>
+        <w:t>1</w:t>
+      </w:r>
+      <w:r>
+        <w:rPr>
+          <w:rStyle w:val="NormalTok"/>
+        </w:rPr>
+        <w:t>)</w:t>
+      </w:r>
+      <w:r>
+        <w:br/>
+      </w:r>
+      <w:r>
+        <w:rPr>
+          <w:rStyle w:val="NormalTok"/>
+        </w:rPr>
+        <w:t xml:space="preserve">    </w:t>
+      </w:r>
+      <w:r>
+        <w:rPr>
+          <w:rStyle w:val="ControlFlowTok"/>
+        </w:rPr>
+        <w:t>else</w:t>
+      </w:r>
+      <w:r>
+        <w:rPr>
+          <w:rStyle w:val="NormalTok"/>
+        </w:rPr>
+        <w:t>:</w:t>
+      </w:r>
+      <w:r>
+        <w:br/>
+      </w:r>
+      <w:r>
+        <w:rPr>
+          <w:rStyle w:val="NormalTok"/>
+        </w:rPr>
+        <w:t xml:space="preserve">        </w:t>
       </w:r>
       <w:r>
         <w:rPr>
           <w:rStyle w:val="CommentTok"/>
         </w:rPr>
-        <w:t>修改标签列为第二列（</w:t>
+        <w:t># 二分类数据集处理 - 修改标签列为第二列（label列）</w:t>
+      </w:r>
+      <w:r>
+        <w:br/>
+      </w:r>
+      <w:r>
+        <w:rPr>
+          <w:rStyle w:val="NormalTok"/>
+        </w:rPr>
+        <w:t xml:space="preserve">        y </w:t>
+      </w:r>
+      <w:r>
+        <w:rPr>
+          <w:rStyle w:val="OperatorTok"/>
+        </w:rPr>
+        <w:t>=</w:t>
+      </w:r>
+      <w:r>
+        <w:rPr>
+          <w:rStyle w:val="NormalTok"/>
+        </w:rPr>
+        <w:t xml:space="preserve"> data.iloc[:, </w:t>
+      </w:r>
+      <w:r>
+        <w:rPr>
+          <w:rStyle w:val="DecValTok"/>
+        </w:rPr>
+        <w:t>1</w:t>
+      </w:r>
+      <w:r>
+        <w:rPr>
+          <w:rStyle w:val="NormalTok"/>
+        </w:rPr>
+        <w:t xml:space="preserve">]  </w:t>
       </w:r>
       <w:r>
         <w:rPr>
           <w:rStyle w:val="CommentTok"/>
         </w:rPr>
-        <w:t>label</w:t>
+        <w:t># 标签（第二列）</w:t>
+      </w:r>
+      <w:r>
+        <w:br/>
+      </w:r>
+      <w:r>
+        <w:rPr>
+          <w:rStyle w:val="NormalTok"/>
+        </w:rPr>
+        <w:t xml:space="preserve">        </w:t>
       </w:r>
       <w:r>
         <w:rPr>
           <w:rStyle w:val="CommentTok"/>
         </w:rPr>
-        <w:t>列）</w:t>
-      </w:r>
-      <w:r>
-        <w:br/>
-      </w:r>
-      <w:r>
-        <w:rPr>
-          <w:rStyle w:val="NormalTok"/>
-        </w:rPr>
-        <w:t xml:space="preserve">        y </w:t>
-      </w:r>
-      <w:r>
-        <w:rPr>
-          <w:rStyle w:val="OperatorTok"/>
-        </w:rPr>
-        <w:t>=</w:t>
-      </w:r>
-      <w:r>
-        <w:rPr>
-          <w:rStyle w:val="NormalTok"/>
-        </w:rPr>
-        <w:t xml:space="preserve"> data.iloc[:, </w:t>
-      </w:r>
-      <w:r>
-        <w:rPr>
-          <w:rStyle w:val="DecValTok"/>
-        </w:rPr>
-        <w:t>1</w:t>
-      </w:r>
-      <w:r>
-        <w:rPr>
-          <w:rStyle w:val="NormalTok"/>
-        </w:rPr>
-        <w:t xml:space="preserve">]  </w:t>
-      </w:r>
-      <w:r>
-        <w:rPr>
-          <w:rStyle w:val="CommentTok"/>
-        </w:rPr>
-        <w:t xml:space="preserve"># </w:t>
-      </w:r>
-      <w:r>
-        <w:rPr>
-          <w:rStyle w:val="CommentTok"/>
-        </w:rPr>
-        <w:t>标签（第二列）</w:t>
-      </w:r>
-      <w:r>
-        <w:br/>
-      </w:r>
-      <w:r>
-        <w:rPr>
-          <w:rStyle w:val="NormalTok"/>
-        </w:rPr>
-        <w:t xml:space="preserve">        </w:t>
-      </w:r>
-      <w:r>
-        <w:rPr>
-          <w:rStyle w:val="CommentTok"/>
-        </w:rPr>
-        <w:t xml:space="preserve"># </w:t>
-      </w:r>
-      <w:r>
-        <w:rPr>
-          <w:rStyle w:val="CommentTok"/>
-        </w:rPr>
-        <w:t>特征：去掉第一列（</w:t>
-      </w:r>
-      <w:r>
-        <w:rPr>
-          <w:rStyle w:val="CommentTok"/>
-        </w:rPr>
-        <w:t>Country name</w:t>
-      </w:r>
-      <w:r>
-        <w:rPr>
-          <w:rStyle w:val="CommentTok"/>
-        </w:rPr>
-        <w:t>）和第二列（</w:t>
-      </w:r>
-      <w:r>
-        <w:rPr>
-          <w:rStyle w:val="CommentTok"/>
-        </w:rPr>
-        <w:t>label</w:t>
-      </w:r>
-      <w:r>
-        <w:rPr>
-          <w:rStyle w:val="CommentTok"/>
-        </w:rPr>
-        <w:t>）</w:t>
-      </w:r>
-      <w:r>
-        <w:br/>
-      </w:r>
-      <w:r>
-        <w:rPr>
-          <w:rStyle w:val="NormalTok"/>
-        </w:rPr>
-        <w:t xml:space="preserve">        X </w:t>
-      </w:r>
-      <w:r>
-        <w:rPr>
-          <w:rStyle w:val="OperatorTok"/>
-        </w:rPr>
-        <w:t>=</w:t>
-      </w:r>
-      <w:r>
-        <w:rPr>
-          <w:rStyle w:val="NormalTok"/>
-        </w:rPr>
-        <w:t xml:space="preserve"> data.drop(data.columns[[</w:t>
-      </w:r>
-      <w:r>
-        <w:rPr>
-          <w:rStyle w:val="DecValTok"/>
-        </w:rPr>
-        <w:t>0</w:t>
-      </w:r>
-      <w:r>
-        <w:rPr>
-          <w:rStyle w:val="NormalTok"/>
-        </w:rPr>
-        <w:t xml:space="preserve">, </w:t>
-      </w:r>
-      <w:r>
-        <w:rPr>
-          <w:rStyle w:val="DecValTok"/>
-        </w:rPr>
-        <w:t>1</w:t>
-      </w:r>
-      <w:r>
-        <w:rPr>
-          <w:rStyle w:val="NormalTok"/>
-        </w:rPr>
-        <w:t>]], axis</w:t>
-      </w:r>
-      <w:r>
-        <w:rPr>
-          <w:rStyle w:val="OperatorTok"/>
-        </w:rPr>
-        <w:t>=</w:t>
-      </w:r>
-      <w:r>
-        <w:rPr>
-          <w:rStyle w:val="DecValTok"/>
-        </w:rPr>
-        <w:t>1</w:t>
-      </w:r>
-      <w:r>
-        <w:rPr>
-          <w:rStyle w:val="NormalTok"/>
-        </w:rPr>
-        <w:t>)</w:t>
-      </w:r>
-      <w:r>
-        <w:br/>
-      </w:r>
-      <w:r>
-        <w:rPr>
-          <w:rStyle w:val="NormalTok"/>
-        </w:rPr>
-        <w:t xml:space="preserve">    </w:t>
-      </w:r>
-      <w:r>
-        <w:rPr>
-          <w:rStyle w:val="ControlFlowTok"/>
-        </w:rPr>
-        <w:t>else</w:t>
-      </w:r>
-      <w:r>
-        <w:rPr>
-          <w:rStyle w:val="NormalTok"/>
-        </w:rPr>
-        <w:t>:</w:t>
-      </w:r>
-      <w:r>
-        <w:br/>
-      </w:r>
-      <w:r>
-        <w:rPr>
-          <w:rStyle w:val="NormalTok"/>
-        </w:rPr>
-        <w:t xml:space="preserve">        </w:t>
-      </w:r>
-      <w:r>
-        <w:rPr>
-          <w:rStyle w:val="CommentTok"/>
-        </w:rPr>
-        <w:t xml:space="preserve"># </w:t>
-      </w:r>
-      <w:r>
-        <w:rPr>
-          <w:rStyle w:val="CommentTok"/>
-        </w:rPr>
-        <w:t>二分类数据集处理</w:t>
-      </w:r>
-      <w:r>
-        <w:rPr>
-          <w:rStyle w:val="CommentTok"/>
-        </w:rPr>
-        <w:t xml:space="preserve"> - </w:t>
-      </w:r>
-      <w:r>
-        <w:rPr>
-          <w:rStyle w:val="CommentTok"/>
-        </w:rPr>
-        <w:t>修改标签列为第二列（</w:t>
-      </w:r>
-      <w:r>
-        <w:rPr>
-          <w:rStyle w:val="CommentTok"/>
-        </w:rPr>
-        <w:t>label</w:t>
-      </w:r>
-      <w:r>
-        <w:rPr>
-          <w:rStyle w:val="CommentTok"/>
-        </w:rPr>
-        <w:t>列）</w:t>
-      </w:r>
-      <w:r>
-        <w:br/>
-      </w:r>
-      <w:r>
-        <w:rPr>
-          <w:rStyle w:val="NormalTok"/>
-        </w:rPr>
-        <w:t xml:space="preserve">        y </w:t>
-      </w:r>
-      <w:r>
-        <w:rPr>
-          <w:rStyle w:val="OperatorTok"/>
-        </w:rPr>
-        <w:t>=</w:t>
-      </w:r>
-      <w:r>
-        <w:rPr>
-          <w:rStyle w:val="NormalTok"/>
-        </w:rPr>
-        <w:t xml:space="preserve"> data.iloc[:, </w:t>
-      </w:r>
-      <w:r>
-        <w:rPr>
-          <w:rStyle w:val="DecValTok"/>
-        </w:rPr>
-        <w:t>1</w:t>
-      </w:r>
-      <w:r>
-        <w:rPr>
-          <w:rStyle w:val="NormalTok"/>
-        </w:rPr>
-        <w:t xml:space="preserve">]  </w:t>
-      </w:r>
-      <w:r>
-        <w:rPr>
-          <w:rStyle w:val="CommentTok"/>
-        </w:rPr>
-        <w:t xml:space="preserve"># </w:t>
-      </w:r>
-      <w:r>
-        <w:rPr>
-          <w:rStyle w:val="CommentTok"/>
-        </w:rPr>
-        <w:t>标签（第二列）</w:t>
-      </w:r>
-      <w:r>
-        <w:br/>
-      </w:r>
-      <w:r>
-        <w:rPr>
-          <w:rStyle w:val="NormalTok"/>
-        </w:rPr>
-        <w:t xml:space="preserve">        </w:t>
-      </w:r>
-      <w:r>
-        <w:rPr>
-          <w:rStyle w:val="CommentTok"/>
-        </w:rPr>
-        <w:t xml:space="preserve"># </w:t>
-      </w:r>
-      <w:r>
-        <w:rPr>
-          <w:rStyle w:val="CommentTok"/>
-        </w:rPr>
-        <w:t>特征：去掉第一列（</w:t>
-      </w:r>
-      <w:r>
-        <w:rPr>
-          <w:rStyle w:val="CommentTok"/>
-        </w:rPr>
-        <w:t>Country name</w:t>
-      </w:r>
-      <w:r>
-        <w:rPr>
-          <w:rStyle w:val="CommentTok"/>
-        </w:rPr>
-        <w:t>）和第二列（</w:t>
-      </w:r>
-      <w:r>
-        <w:rPr>
-          <w:rStyle w:val="CommentTok"/>
-        </w:rPr>
-        <w:t>label</w:t>
-      </w:r>
-      <w:r>
-        <w:rPr>
-          <w:rStyle w:val="CommentTok"/>
-        </w:rPr>
-        <w:t>）</w:t>
+        <w:t># 特征：去掉第一列（Country name）和第二列（label）</w:t>
       </w:r>
       <w:r>
         <w:br/>
@@ -6047,10 +5615,7 @@
         <w:t>）是为大数据量训练设计的。然而，新的</w:t>
       </w:r>
       <w:r>
-        <w:t xml:space="preserve"> </w:t>
-      </w:r>
-      <w:r>
-        <w:t xml:space="preserve">processed_happiness_data.csv </w:t>
+        <w:t xml:space="preserve"> processed_happiness_data.csv </w:t>
       </w:r>
       <w:r>
         <w:rPr>
@@ -6549,304 +6114,286 @@
         <w:rPr>
           <w:rStyle w:val="CommentTok"/>
         </w:rPr>
-        <w:t xml:space="preserve"># TabNet </w:t>
+        <w:t># TabNet 参数</w:t>
+      </w:r>
+      <w:r>
+        <w:br/>
+      </w:r>
+      <w:r>
+        <w:rPr>
+          <w:rStyle w:val="NormalTok"/>
+        </w:rPr>
+        <w:t xml:space="preserve">    parser.add_argument(</w:t>
+      </w:r>
+      <w:r>
+        <w:rPr>
+          <w:rStyle w:val="StringTok"/>
+        </w:rPr>
+        <w:t>'--max_epochs'</w:t>
+      </w:r>
+      <w:r>
+        <w:rPr>
+          <w:rStyle w:val="NormalTok"/>
+        </w:rPr>
+        <w:t xml:space="preserve">, </w:t>
+      </w:r>
+      <w:r>
+        <w:rPr>
+          <w:rStyle w:val="BuiltInTok"/>
+        </w:rPr>
+        <w:t>type</w:t>
+      </w:r>
+      <w:r>
+        <w:rPr>
+          <w:rStyle w:val="OperatorTok"/>
+        </w:rPr>
+        <w:t>=</w:t>
+      </w:r>
+      <w:r>
+        <w:rPr>
+          <w:rStyle w:val="BuiltInTok"/>
+        </w:rPr>
+        <w:t>int</w:t>
+      </w:r>
+      <w:r>
+        <w:rPr>
+          <w:rStyle w:val="NormalTok"/>
+        </w:rPr>
+        <w:t>, default</w:t>
+      </w:r>
+      <w:r>
+        <w:rPr>
+          <w:rStyle w:val="OperatorTok"/>
+        </w:rPr>
+        <w:t>=</w:t>
+      </w:r>
+      <w:r>
+        <w:rPr>
+          <w:rStyle w:val="DecValTok"/>
+        </w:rPr>
+        <w:t>200</w:t>
+      </w:r>
+      <w:r>
+        <w:rPr>
+          <w:rStyle w:val="NormalTok"/>
+        </w:rPr>
+        <w:t xml:space="preserve">, </w:t>
+      </w:r>
+      <w:r>
+        <w:rPr>
+          <w:rStyle w:val="BuiltInTok"/>
+        </w:rPr>
+        <w:t>help</w:t>
+      </w:r>
+      <w:r>
+        <w:rPr>
+          <w:rStyle w:val="OperatorTok"/>
+        </w:rPr>
+        <w:t>=</w:t>
+      </w:r>
+      <w:r>
+        <w:rPr>
+          <w:rStyle w:val="StringTok"/>
+        </w:rPr>
+        <w:t>'Maximum number of epochs for training'</w:t>
+      </w:r>
+      <w:r>
+        <w:rPr>
+          <w:rStyle w:val="NormalTok"/>
+        </w:rPr>
+        <w:t>)</w:t>
+      </w:r>
+      <w:r>
+        <w:br/>
+      </w:r>
+      <w:r>
+        <w:rPr>
+          <w:rStyle w:val="NormalTok"/>
+        </w:rPr>
+        <w:t xml:space="preserve">    parser.add_argument(</w:t>
+      </w:r>
+      <w:r>
+        <w:rPr>
+          <w:rStyle w:val="StringTok"/>
+        </w:rPr>
+        <w:t>'--patience'</w:t>
+      </w:r>
+      <w:r>
+        <w:rPr>
+          <w:rStyle w:val="NormalTok"/>
+        </w:rPr>
+        <w:t xml:space="preserve">, </w:t>
+      </w:r>
+      <w:r>
+        <w:rPr>
+          <w:rStyle w:val="BuiltInTok"/>
+        </w:rPr>
+        <w:t>type</w:t>
+      </w:r>
+      <w:r>
+        <w:rPr>
+          <w:rStyle w:val="OperatorTok"/>
+        </w:rPr>
+        <w:t>=</w:t>
+      </w:r>
+      <w:r>
+        <w:rPr>
+          <w:rStyle w:val="BuiltInTok"/>
+        </w:rPr>
+        <w:t>int</w:t>
+      </w:r>
+      <w:r>
+        <w:rPr>
+          <w:rStyle w:val="NormalTok"/>
+        </w:rPr>
+        <w:t>, default</w:t>
+      </w:r>
+      <w:r>
+        <w:rPr>
+          <w:rStyle w:val="OperatorTok"/>
+        </w:rPr>
+        <w:t>=</w:t>
+      </w:r>
+      <w:r>
+        <w:rPr>
+          <w:rStyle w:val="DecValTok"/>
+        </w:rPr>
+        <w:t>10</w:t>
+      </w:r>
+      <w:r>
+        <w:rPr>
+          <w:rStyle w:val="NormalTok"/>
+        </w:rPr>
+        <w:t xml:space="preserve">, </w:t>
+      </w:r>
+      <w:r>
+        <w:rPr>
+          <w:rStyle w:val="BuiltInTok"/>
+        </w:rPr>
+        <w:t>help</w:t>
+      </w:r>
+      <w:r>
+        <w:rPr>
+          <w:rStyle w:val="OperatorTok"/>
+        </w:rPr>
+        <w:t>=</w:t>
+      </w:r>
+      <w:r>
+        <w:rPr>
+          <w:rStyle w:val="StringTok"/>
+        </w:rPr>
+        <w:t>'Patience for early stopping'</w:t>
+      </w:r>
+      <w:r>
+        <w:rPr>
+          <w:rStyle w:val="NormalTok"/>
+        </w:rPr>
+        <w:t>)</w:t>
+      </w:r>
+      <w:r>
+        <w:br/>
+      </w:r>
+      <w:r>
+        <w:rPr>
+          <w:rStyle w:val="NormalTok"/>
+        </w:rPr>
+        <w:t xml:space="preserve">    parser.add_argument(</w:t>
+      </w:r>
+      <w:r>
+        <w:rPr>
+          <w:rStyle w:val="StringTok"/>
+        </w:rPr>
+        <w:t>'--batch_size'</w:t>
+      </w:r>
+      <w:r>
+        <w:rPr>
+          <w:rStyle w:val="NormalTok"/>
+        </w:rPr>
+        <w:t xml:space="preserve">, </w:t>
+      </w:r>
+      <w:r>
+        <w:rPr>
+          <w:rStyle w:val="BuiltInTok"/>
+        </w:rPr>
+        <w:t>type</w:t>
+      </w:r>
+      <w:r>
+        <w:rPr>
+          <w:rStyle w:val="OperatorTok"/>
+        </w:rPr>
+        <w:t>=</w:t>
+      </w:r>
+      <w:r>
+        <w:rPr>
+          <w:rStyle w:val="BuiltInTok"/>
+        </w:rPr>
+        <w:t>int</w:t>
+      </w:r>
+      <w:r>
+        <w:rPr>
+          <w:rStyle w:val="NormalTok"/>
+        </w:rPr>
+        <w:t>, default</w:t>
+      </w:r>
+      <w:r>
+        <w:rPr>
+          <w:rStyle w:val="OperatorTok"/>
+        </w:rPr>
+        <w:t>=</w:t>
+      </w:r>
+      <w:r>
+        <w:rPr>
+          <w:rStyle w:val="DecValTok"/>
+        </w:rPr>
+        <w:t>1024</w:t>
+      </w:r>
+      <w:r>
+        <w:rPr>
+          <w:rStyle w:val="NormalTok"/>
+        </w:rPr>
+        <w:t xml:space="preserve">, </w:t>
+      </w:r>
+      <w:r>
+        <w:rPr>
+          <w:rStyle w:val="BuiltInTok"/>
+        </w:rPr>
+        <w:t>help</w:t>
+      </w:r>
+      <w:r>
+        <w:rPr>
+          <w:rStyle w:val="OperatorTok"/>
+        </w:rPr>
+        <w:t>=</w:t>
+      </w:r>
+      <w:r>
+        <w:rPr>
+          <w:rStyle w:val="StringTok"/>
+        </w:rPr>
+        <w:t>'Batch size for training'</w:t>
+      </w:r>
+      <w:r>
+        <w:rPr>
+          <w:rStyle w:val="NormalTok"/>
+        </w:rPr>
+        <w:t>)</w:t>
+      </w:r>
+      <w:r>
+        <w:br/>
+      </w:r>
+      <w:r>
+        <w:br/>
+      </w:r>
+      <w:r>
+        <w:rPr>
+          <w:rStyle w:val="NormalTok"/>
+        </w:rPr>
+        <w:t xml:space="preserve">    </w:t>
       </w:r>
       <w:r>
         <w:rPr>
           <w:rStyle w:val="CommentTok"/>
         </w:rPr>
-        <w:t>参数</w:t>
-      </w:r>
-      <w:r>
-        <w:br/>
-      </w:r>
-      <w:r>
-        <w:rPr>
-          <w:rStyle w:val="NormalTok"/>
-        </w:rPr>
-        <w:t xml:space="preserve">    parser.add_argument(</w:t>
-      </w:r>
-      <w:r>
-        <w:rPr>
-          <w:rStyle w:val="StringTok"/>
-        </w:rPr>
-        <w:t>'--max_epochs'</w:t>
-      </w:r>
-      <w:r>
-        <w:rPr>
-          <w:rStyle w:val="NormalTok"/>
-        </w:rPr>
-        <w:t xml:space="preserve">, </w:t>
-      </w:r>
-      <w:r>
-        <w:rPr>
-          <w:rStyle w:val="BuiltInTok"/>
-        </w:rPr>
-        <w:t>type</w:t>
-      </w:r>
-      <w:r>
-        <w:rPr>
-          <w:rStyle w:val="OperatorTok"/>
-        </w:rPr>
-        <w:t>=</w:t>
-      </w:r>
-      <w:r>
-        <w:rPr>
-          <w:rStyle w:val="BuiltInTok"/>
-        </w:rPr>
-        <w:t>int</w:t>
-      </w:r>
-      <w:r>
-        <w:rPr>
-          <w:rStyle w:val="NormalTok"/>
-        </w:rPr>
-        <w:t>, default</w:t>
-      </w:r>
-      <w:r>
-        <w:rPr>
-          <w:rStyle w:val="OperatorTok"/>
-        </w:rPr>
-        <w:t>=</w:t>
-      </w:r>
-      <w:r>
-        <w:rPr>
-          <w:rStyle w:val="DecValTok"/>
-        </w:rPr>
-        <w:t>200</w:t>
-      </w:r>
-      <w:r>
-        <w:rPr>
-          <w:rStyle w:val="NormalTok"/>
-        </w:rPr>
-        <w:t xml:space="preserve">, </w:t>
-      </w:r>
-      <w:r>
-        <w:rPr>
-          <w:rStyle w:val="BuiltInTok"/>
-        </w:rPr>
-        <w:t>help</w:t>
-      </w:r>
-      <w:r>
-        <w:rPr>
-          <w:rStyle w:val="OperatorTok"/>
-        </w:rPr>
-        <w:t>=</w:t>
-      </w:r>
-      <w:r>
-        <w:rPr>
-          <w:rStyle w:val="StringTok"/>
-        </w:rPr>
-        <w:t>'Maximum number of epochs for training'</w:t>
-      </w:r>
-      <w:r>
-        <w:rPr>
-          <w:rStyle w:val="NormalTok"/>
-        </w:rPr>
-        <w:t>)</w:t>
-      </w:r>
-      <w:r>
-        <w:br/>
-      </w:r>
-      <w:r>
-        <w:rPr>
-          <w:rStyle w:val="NormalTok"/>
-        </w:rPr>
-        <w:t xml:space="preserve">    parser.add_argument(</w:t>
-      </w:r>
-      <w:r>
-        <w:rPr>
-          <w:rStyle w:val="StringTok"/>
-        </w:rPr>
-        <w:t>'--patience'</w:t>
-      </w:r>
-      <w:r>
-        <w:rPr>
-          <w:rStyle w:val="NormalTok"/>
-        </w:rPr>
-        <w:t xml:space="preserve">, </w:t>
-      </w:r>
-      <w:r>
-        <w:rPr>
-          <w:rStyle w:val="BuiltInTok"/>
-        </w:rPr>
-        <w:t>type</w:t>
-      </w:r>
-      <w:r>
-        <w:rPr>
-          <w:rStyle w:val="OperatorTok"/>
-        </w:rPr>
-        <w:t>=</w:t>
-      </w:r>
-      <w:r>
-        <w:rPr>
-          <w:rStyle w:val="BuiltInTok"/>
-        </w:rPr>
-        <w:t>int</w:t>
-      </w:r>
-      <w:r>
-        <w:rPr>
-          <w:rStyle w:val="NormalTok"/>
-        </w:rPr>
-        <w:t>, default</w:t>
-      </w:r>
-      <w:r>
-        <w:rPr>
-          <w:rStyle w:val="OperatorTok"/>
-        </w:rPr>
-        <w:t>=</w:t>
-      </w:r>
-      <w:r>
-        <w:rPr>
-          <w:rStyle w:val="DecValTok"/>
-        </w:rPr>
-        <w:t>10</w:t>
-      </w:r>
-      <w:r>
-        <w:rPr>
-          <w:rStyle w:val="NormalTok"/>
-        </w:rPr>
-        <w:t xml:space="preserve">, </w:t>
-      </w:r>
-      <w:r>
-        <w:rPr>
-          <w:rStyle w:val="BuiltInTok"/>
-        </w:rPr>
-        <w:t>help</w:t>
-      </w:r>
-      <w:r>
-        <w:rPr>
-          <w:rStyle w:val="OperatorTok"/>
-        </w:rPr>
-        <w:t>=</w:t>
-      </w:r>
-      <w:r>
-        <w:rPr>
-          <w:rStyle w:val="StringTok"/>
-        </w:rPr>
-        <w:t>'Patience for early stopping'</w:t>
-      </w:r>
-      <w:r>
-        <w:rPr>
-          <w:rStyle w:val="NormalTok"/>
-        </w:rPr>
-        <w:t>)</w:t>
-      </w:r>
-      <w:r>
-        <w:br/>
-      </w:r>
-      <w:r>
-        <w:rPr>
-          <w:rStyle w:val="NormalTok"/>
-        </w:rPr>
-        <w:t xml:space="preserve">    parser.add_argument(</w:t>
-      </w:r>
-      <w:r>
-        <w:rPr>
-          <w:rStyle w:val="StringTok"/>
-        </w:rPr>
-        <w:t>'--batch_size'</w:t>
-      </w:r>
-      <w:r>
-        <w:rPr>
-          <w:rStyle w:val="NormalTok"/>
-        </w:rPr>
-        <w:t xml:space="preserve">, </w:t>
-      </w:r>
-      <w:r>
-        <w:rPr>
-          <w:rStyle w:val="BuiltInTok"/>
-        </w:rPr>
-        <w:t>type</w:t>
-      </w:r>
-      <w:r>
-        <w:rPr>
-          <w:rStyle w:val="OperatorTok"/>
-        </w:rPr>
-        <w:t>=</w:t>
-      </w:r>
-      <w:r>
-        <w:rPr>
-          <w:rStyle w:val="BuiltInTok"/>
-        </w:rPr>
-        <w:t>int</w:t>
-      </w:r>
-      <w:r>
-        <w:rPr>
-          <w:rStyle w:val="NormalTok"/>
-        </w:rPr>
-        <w:t>, default</w:t>
-      </w:r>
-      <w:r>
-        <w:rPr>
-          <w:rStyle w:val="OperatorTok"/>
-        </w:rPr>
-        <w:t>=</w:t>
-      </w:r>
-      <w:r>
-        <w:rPr>
-          <w:rStyle w:val="DecValTok"/>
-        </w:rPr>
-        <w:t>1024</w:t>
-      </w:r>
-      <w:r>
-        <w:rPr>
-          <w:rStyle w:val="NormalTok"/>
-        </w:rPr>
-        <w:t xml:space="preserve">, </w:t>
-      </w:r>
-      <w:r>
-        <w:rPr>
-          <w:rStyle w:val="BuiltInTok"/>
-        </w:rPr>
-        <w:t>help</w:t>
-      </w:r>
-      <w:r>
-        <w:rPr>
-          <w:rStyle w:val="OperatorTok"/>
-        </w:rPr>
-        <w:t>=</w:t>
-      </w:r>
-      <w:r>
-        <w:rPr>
-          <w:rStyle w:val="StringTok"/>
-        </w:rPr>
-        <w:t>'Batch size for training'</w:t>
-      </w:r>
-      <w:r>
-        <w:rPr>
-          <w:rStyle w:val="NormalTok"/>
-        </w:rPr>
-        <w:t>)</w:t>
-      </w:r>
-      <w:r>
-        <w:br/>
-      </w:r>
-      <w:r>
-        <w:br/>
-      </w:r>
-      <w:r>
-        <w:rPr>
-          <w:rStyle w:val="NormalTok"/>
-        </w:rPr>
-        <w:t xml:space="preserve">    </w:t>
-      </w:r>
-      <w:r>
-        <w:rPr>
-          <w:rStyle w:val="CommentTok"/>
-        </w:rPr>
-        <w:t># ... (</w:t>
-      </w:r>
-      <w:r>
-        <w:rPr>
-          <w:rStyle w:val="CommentTok"/>
-        </w:rPr>
-        <w:t>读取多个文件的复杂逻辑</w:t>
-      </w:r>
-      <w:r>
-        <w:rPr>
-          <w:rStyle w:val="CommentTok"/>
-        </w:rPr>
-        <w:t>)</w:t>
+        <w:t># ... (读取多个文件的复杂逻辑)</w:t>
       </w:r>
       <w:r>
         <w:br/>
@@ -7052,31 +6599,424 @@
         <w:rPr>
           <w:rStyle w:val="CommentTok"/>
         </w:rPr>
-        <w:t xml:space="preserve"># TabNet </w:t>
+        <w:t># TabNet 参数 (优化后)</w:t>
+      </w:r>
+      <w:r>
+        <w:br/>
+      </w:r>
+      <w:r>
+        <w:rPr>
+          <w:rStyle w:val="NormalTok"/>
+        </w:rPr>
+        <w:t xml:space="preserve">    parser.add_argument(</w:t>
+      </w:r>
+      <w:r>
+        <w:rPr>
+          <w:rStyle w:val="StringTok"/>
+        </w:rPr>
+        <w:t>'--max_epochs'</w:t>
+      </w:r>
+      <w:r>
+        <w:rPr>
+          <w:rStyle w:val="NormalTok"/>
+        </w:rPr>
+        <w:t xml:space="preserve">, </w:t>
+      </w:r>
+      <w:r>
+        <w:rPr>
+          <w:rStyle w:val="BuiltInTok"/>
+        </w:rPr>
+        <w:t>type</w:t>
+      </w:r>
+      <w:r>
+        <w:rPr>
+          <w:rStyle w:val="OperatorTok"/>
+        </w:rPr>
+        <w:t>=</w:t>
+      </w:r>
+      <w:r>
+        <w:rPr>
+          <w:rStyle w:val="BuiltInTok"/>
+        </w:rPr>
+        <w:t>int</w:t>
+      </w:r>
+      <w:r>
+        <w:rPr>
+          <w:rStyle w:val="NormalTok"/>
+        </w:rPr>
+        <w:t>, default</w:t>
+      </w:r>
+      <w:r>
+        <w:rPr>
+          <w:rStyle w:val="OperatorTok"/>
+        </w:rPr>
+        <w:t>=</w:t>
+      </w:r>
+      <w:r>
+        <w:rPr>
+          <w:rStyle w:val="DecValTok"/>
+        </w:rPr>
+        <w:t>500</w:t>
+      </w:r>
+      <w:r>
+        <w:rPr>
+          <w:rStyle w:val="NormalTok"/>
+        </w:rPr>
+        <w:t xml:space="preserve">, </w:t>
+      </w:r>
+      <w:r>
+        <w:rPr>
+          <w:rStyle w:val="BuiltInTok"/>
+        </w:rPr>
+        <w:t>help</w:t>
+      </w:r>
+      <w:r>
+        <w:rPr>
+          <w:rStyle w:val="OperatorTok"/>
+        </w:rPr>
+        <w:t>=</w:t>
+      </w:r>
+      <w:r>
+        <w:rPr>
+          <w:rStyle w:val="StringTok"/>
+        </w:rPr>
+        <w:t>'Maximum number of epochs for training'</w:t>
+      </w:r>
+      <w:r>
+        <w:rPr>
+          <w:rStyle w:val="NormalTok"/>
+        </w:rPr>
+        <w:t>)</w:t>
+      </w:r>
+      <w:r>
+        <w:br/>
+      </w:r>
+      <w:r>
+        <w:rPr>
+          <w:rStyle w:val="NormalTok"/>
+        </w:rPr>
+        <w:t xml:space="preserve">    parser.add_argument(</w:t>
+      </w:r>
+      <w:r>
+        <w:rPr>
+          <w:rStyle w:val="StringTok"/>
+        </w:rPr>
+        <w:t>'--patience'</w:t>
+      </w:r>
+      <w:r>
+        <w:rPr>
+          <w:rStyle w:val="NormalTok"/>
+        </w:rPr>
+        <w:t xml:space="preserve">, </w:t>
+      </w:r>
+      <w:r>
+        <w:rPr>
+          <w:rStyle w:val="BuiltInTok"/>
+        </w:rPr>
+        <w:t>type</w:t>
+      </w:r>
+      <w:r>
+        <w:rPr>
+          <w:rStyle w:val="OperatorTok"/>
+        </w:rPr>
+        <w:t>=</w:t>
+      </w:r>
+      <w:r>
+        <w:rPr>
+          <w:rStyle w:val="BuiltInTok"/>
+        </w:rPr>
+        <w:t>int</w:t>
+      </w:r>
+      <w:r>
+        <w:rPr>
+          <w:rStyle w:val="NormalTok"/>
+        </w:rPr>
+        <w:t>, default</w:t>
+      </w:r>
+      <w:r>
+        <w:rPr>
+          <w:rStyle w:val="OperatorTok"/>
+        </w:rPr>
+        <w:t>=</w:t>
+      </w:r>
+      <w:r>
+        <w:rPr>
+          <w:rStyle w:val="DecValTok"/>
+        </w:rPr>
+        <w:t>50</w:t>
+      </w:r>
+      <w:r>
+        <w:rPr>
+          <w:rStyle w:val="NormalTok"/>
+        </w:rPr>
+        <w:t xml:space="preserve">, </w:t>
+      </w:r>
+      <w:r>
+        <w:rPr>
+          <w:rStyle w:val="BuiltInTok"/>
+        </w:rPr>
+        <w:t>help</w:t>
+      </w:r>
+      <w:r>
+        <w:rPr>
+          <w:rStyle w:val="OperatorTok"/>
+        </w:rPr>
+        <w:t>=</w:t>
+      </w:r>
+      <w:r>
+        <w:rPr>
+          <w:rStyle w:val="StringTok"/>
+        </w:rPr>
+        <w:t>'Patience for early stopping'</w:t>
+      </w:r>
+      <w:r>
+        <w:rPr>
+          <w:rStyle w:val="NormalTok"/>
+        </w:rPr>
+        <w:t>)</w:t>
+      </w:r>
+      <w:r>
+        <w:br/>
+      </w:r>
+      <w:r>
+        <w:rPr>
+          <w:rStyle w:val="NormalTok"/>
+        </w:rPr>
+        <w:t xml:space="preserve">    parser.add_argument(</w:t>
+      </w:r>
+      <w:r>
+        <w:rPr>
+          <w:rStyle w:val="StringTok"/>
+        </w:rPr>
+        <w:t>'--batch_size'</w:t>
+      </w:r>
+      <w:r>
+        <w:rPr>
+          <w:rStyle w:val="NormalTok"/>
+        </w:rPr>
+        <w:t xml:space="preserve">, </w:t>
+      </w:r>
+      <w:r>
+        <w:rPr>
+          <w:rStyle w:val="BuiltInTok"/>
+        </w:rPr>
+        <w:t>type</w:t>
+      </w:r>
+      <w:r>
+        <w:rPr>
+          <w:rStyle w:val="OperatorTok"/>
+        </w:rPr>
+        <w:t>=</w:t>
+      </w:r>
+      <w:r>
+        <w:rPr>
+          <w:rStyle w:val="BuiltInTok"/>
+        </w:rPr>
+        <w:t>int</w:t>
+      </w:r>
+      <w:r>
+        <w:rPr>
+          <w:rStyle w:val="NormalTok"/>
+        </w:rPr>
+        <w:t>, default</w:t>
+      </w:r>
+      <w:r>
+        <w:rPr>
+          <w:rStyle w:val="OperatorTok"/>
+        </w:rPr>
+        <w:t>=</w:t>
+      </w:r>
+      <w:r>
+        <w:rPr>
+          <w:rStyle w:val="DecValTok"/>
+        </w:rPr>
+        <w:t>32</w:t>
+      </w:r>
+      <w:r>
+        <w:rPr>
+          <w:rStyle w:val="NormalTok"/>
+        </w:rPr>
+        <w:t xml:space="preserve">, </w:t>
+      </w:r>
+      <w:r>
+        <w:rPr>
+          <w:rStyle w:val="BuiltInTok"/>
+        </w:rPr>
+        <w:t>help</w:t>
+      </w:r>
+      <w:r>
+        <w:rPr>
+          <w:rStyle w:val="OperatorTok"/>
+        </w:rPr>
+        <w:t>=</w:t>
+      </w:r>
+      <w:r>
+        <w:rPr>
+          <w:rStyle w:val="StringTok"/>
+        </w:rPr>
+        <w:t>'Batch size for training'</w:t>
+      </w:r>
+      <w:r>
+        <w:rPr>
+          <w:rStyle w:val="NormalTok"/>
+        </w:rPr>
+        <w:t>)</w:t>
+      </w:r>
+      <w:r>
+        <w:br/>
+      </w:r>
+      <w:r>
+        <w:rPr>
+          <w:rStyle w:val="NormalTok"/>
+        </w:rPr>
+        <w:t xml:space="preserve">    parser.add_argument(</w:t>
+      </w:r>
+      <w:r>
+        <w:rPr>
+          <w:rStyle w:val="StringTok"/>
+        </w:rPr>
+        <w:t>'--virtual_batch_size'</w:t>
+      </w:r>
+      <w:r>
+        <w:rPr>
+          <w:rStyle w:val="NormalTok"/>
+        </w:rPr>
+        <w:t xml:space="preserve">, </w:t>
+      </w:r>
+      <w:r>
+        <w:rPr>
+          <w:rStyle w:val="BuiltInTok"/>
+        </w:rPr>
+        <w:t>type</w:t>
+      </w:r>
+      <w:r>
+        <w:rPr>
+          <w:rStyle w:val="OperatorTok"/>
+        </w:rPr>
+        <w:t>=</w:t>
+      </w:r>
+      <w:r>
+        <w:rPr>
+          <w:rStyle w:val="BuiltInTok"/>
+        </w:rPr>
+        <w:t>int</w:t>
+      </w:r>
+      <w:r>
+        <w:rPr>
+          <w:rStyle w:val="NormalTok"/>
+        </w:rPr>
+        <w:t>, default</w:t>
+      </w:r>
+      <w:r>
+        <w:rPr>
+          <w:rStyle w:val="OperatorTok"/>
+        </w:rPr>
+        <w:t>=</w:t>
+      </w:r>
+      <w:r>
+        <w:rPr>
+          <w:rStyle w:val="DecValTok"/>
+        </w:rPr>
+        <w:t>8</w:t>
+      </w:r>
+      <w:r>
+        <w:rPr>
+          <w:rStyle w:val="NormalTok"/>
+        </w:rPr>
+        <w:t xml:space="preserve">, </w:t>
+      </w:r>
+      <w:r>
+        <w:rPr>
+          <w:rStyle w:val="BuiltInTok"/>
+        </w:rPr>
+        <w:t>help</w:t>
+      </w:r>
+      <w:r>
+        <w:rPr>
+          <w:rStyle w:val="OperatorTok"/>
+        </w:rPr>
+        <w:t>=</w:t>
+      </w:r>
+      <w:r>
+        <w:rPr>
+          <w:rStyle w:val="StringTok"/>
+        </w:rPr>
+        <w:t>'Virtual batch size for large datasets'</w:t>
+      </w:r>
+      <w:r>
+        <w:rPr>
+          <w:rStyle w:val="NormalTok"/>
+        </w:rPr>
+        <w:t>)</w:t>
+      </w:r>
+      <w:r>
+        <w:br/>
+      </w:r>
+      <w:r>
+        <w:br/>
+      </w:r>
+      <w:r>
+        <w:rPr>
+          <w:rStyle w:val="NormalTok"/>
+        </w:rPr>
+        <w:t xml:space="preserve">    </w:t>
       </w:r>
       <w:r>
         <w:rPr>
           <w:rStyle w:val="CommentTok"/>
         </w:rPr>
-        <w:t>参数</w:t>
+        <w:t># ... (读取单文件)</w:t>
+      </w:r>
+      <w:r>
+        <w:br/>
+      </w:r>
+      <w:r>
+        <w:rPr>
+          <w:rStyle w:val="NormalTok"/>
+        </w:rPr>
+        <w:t xml:space="preserve">    data </w:t>
+      </w:r>
+      <w:r>
+        <w:rPr>
+          <w:rStyle w:val="OperatorTok"/>
+        </w:rPr>
+        <w:t>=</w:t>
+      </w:r>
+      <w:r>
+        <w:rPr>
+          <w:rStyle w:val="NormalTok"/>
+        </w:rPr>
+        <w:t xml:space="preserve"> pd.read_csv(data_path)</w:t>
+      </w:r>
+      <w:r>
+        <w:br/>
+      </w:r>
+      <w:r>
+        <w:rPr>
+          <w:rStyle w:val="NormalTok"/>
+        </w:rPr>
+        <w:t xml:space="preserve">    </w:t>
       </w:r>
       <w:r>
         <w:rPr>
           <w:rStyle w:val="CommentTok"/>
         </w:rPr>
-        <w:t xml:space="preserve"> (</w:t>
+        <w:t># ...</w:t>
+      </w:r>
+      <w:r>
+        <w:br/>
+      </w:r>
+      <w:r>
+        <w:rPr>
+          <w:rStyle w:val="NormalTok"/>
+        </w:rPr>
+        <w:t xml:space="preserve">    </w:t>
       </w:r>
       <w:r>
         <w:rPr>
           <w:rStyle w:val="CommentTok"/>
         </w:rPr>
-        <w:t>优化后</w:t>
-      </w:r>
-      <w:r>
-        <w:rPr>
-          <w:rStyle w:val="CommentTok"/>
-        </w:rPr>
-        <w:t>)</w:t>
+        <w:t># 划分训练集和测试集</w:t>
       </w:r>
       <w:r>
         <w:br/>
@@ -7085,25 +7025,7 @@
         <w:rPr>
           <w:rStyle w:val="NormalTok"/>
         </w:rPr>
-        <w:t xml:space="preserve">    parser.add_argument(</w:t>
-      </w:r>
-      <w:r>
-        <w:rPr>
-          <w:rStyle w:val="StringTok"/>
-        </w:rPr>
-        <w:t>'--max_epochs'</w:t>
-      </w:r>
-      <w:r>
-        <w:rPr>
-          <w:rStyle w:val="NormalTok"/>
-        </w:rPr>
-        <w:t xml:space="preserve">, </w:t>
-      </w:r>
-      <w:r>
-        <w:rPr>
-          <w:rStyle w:val="BuiltInTok"/>
-        </w:rPr>
-        <w:t>type</w:t>
+        <w:t xml:space="preserve">    X_train, X_test, y_train, y_test </w:t>
       </w:r>
       <w:r>
         <w:rPr>
@@ -7113,432 +7035,9 @@
       </w:r>
       <w:r>
         <w:rPr>
-          <w:rStyle w:val="BuiltInTok"/>
-        </w:rPr>
-        <w:t>int</w:t>
-      </w:r>
-      <w:r>
-        <w:rPr>
-          <w:rStyle w:val="NormalTok"/>
-        </w:rPr>
-        <w:t>, default</w:t>
-      </w:r>
-      <w:r>
-        <w:rPr>
-          <w:rStyle w:val="OperatorTok"/>
-        </w:rPr>
-        <w:t>=</w:t>
-      </w:r>
-      <w:r>
-        <w:rPr>
-          <w:rStyle w:val="DecValTok"/>
-        </w:rPr>
-        <w:t>500</w:t>
-      </w:r>
-      <w:r>
-        <w:rPr>
-          <w:rStyle w:val="NormalTok"/>
-        </w:rPr>
-        <w:t xml:space="preserve">, </w:t>
-      </w:r>
-      <w:r>
-        <w:rPr>
-          <w:rStyle w:val="BuiltInTok"/>
-        </w:rPr>
-        <w:t>help</w:t>
-      </w:r>
-      <w:r>
-        <w:rPr>
-          <w:rStyle w:val="OperatorTok"/>
-        </w:rPr>
-        <w:t>=</w:t>
-      </w:r>
-      <w:r>
-        <w:rPr>
-          <w:rStyle w:val="StringTok"/>
-        </w:rPr>
-        <w:t>'Maximum number of epochs for training'</w:t>
-      </w:r>
-      <w:r>
-        <w:rPr>
-          <w:rStyle w:val="NormalTok"/>
-        </w:rPr>
-        <w:t>)</w:t>
-      </w:r>
-      <w:r>
-        <w:br/>
-      </w:r>
-      <w:r>
-        <w:rPr>
-          <w:rStyle w:val="NormalTok"/>
-        </w:rPr>
-        <w:t xml:space="preserve">    parser.add_argument(</w:t>
-      </w:r>
-      <w:r>
-        <w:rPr>
-          <w:rStyle w:val="StringTok"/>
-        </w:rPr>
-        <w:t>'--patience'</w:t>
-      </w:r>
-      <w:r>
-        <w:rPr>
-          <w:rStyle w:val="NormalTok"/>
-        </w:rPr>
-        <w:t xml:space="preserve">, </w:t>
-      </w:r>
-      <w:r>
-        <w:rPr>
-          <w:rStyle w:val="BuiltInTok"/>
-        </w:rPr>
-        <w:t>type</w:t>
-      </w:r>
-      <w:r>
-        <w:rPr>
-          <w:rStyle w:val="OperatorTok"/>
-        </w:rPr>
-        <w:t>=</w:t>
-      </w:r>
-      <w:r>
-        <w:rPr>
-          <w:rStyle w:val="BuiltInTok"/>
-        </w:rPr>
-        <w:t>int</w:t>
-      </w:r>
-      <w:r>
-        <w:rPr>
-          <w:rStyle w:val="NormalTok"/>
-        </w:rPr>
-        <w:t>, default</w:t>
-      </w:r>
-      <w:r>
-        <w:rPr>
-          <w:rStyle w:val="OperatorTok"/>
-        </w:rPr>
-        <w:t>=</w:t>
-      </w:r>
-      <w:r>
-        <w:rPr>
-          <w:rStyle w:val="DecValTok"/>
-        </w:rPr>
-        <w:t>50</w:t>
-      </w:r>
-      <w:r>
-        <w:rPr>
-          <w:rStyle w:val="NormalTok"/>
-        </w:rPr>
-        <w:t xml:space="preserve">, </w:t>
-      </w:r>
-      <w:r>
-        <w:rPr>
-          <w:rStyle w:val="BuiltInTok"/>
-        </w:rPr>
-        <w:t>help</w:t>
-      </w:r>
-      <w:r>
-        <w:rPr>
-          <w:rStyle w:val="OperatorTok"/>
-        </w:rPr>
-        <w:t>=</w:t>
-      </w:r>
-      <w:r>
-        <w:rPr>
-          <w:rStyle w:val="StringTok"/>
-        </w:rPr>
-        <w:t>'Patience for early stopping'</w:t>
-      </w:r>
-      <w:r>
-        <w:rPr>
-          <w:rStyle w:val="NormalTok"/>
-        </w:rPr>
-        <w:t>)</w:t>
-      </w:r>
-      <w:r>
-        <w:br/>
-      </w:r>
-      <w:r>
-        <w:rPr>
-          <w:rStyle w:val="NormalTok"/>
-        </w:rPr>
-        <w:t xml:space="preserve">    parser.add_argument(</w:t>
-      </w:r>
-      <w:r>
-        <w:rPr>
-          <w:rStyle w:val="StringTok"/>
-        </w:rPr>
-        <w:t>'--batch_size'</w:t>
-      </w:r>
-      <w:r>
-        <w:rPr>
-          <w:rStyle w:val="NormalTok"/>
-        </w:rPr>
-        <w:t xml:space="preserve">, </w:t>
-      </w:r>
-      <w:r>
-        <w:rPr>
-          <w:rStyle w:val="BuiltInTok"/>
-        </w:rPr>
-        <w:t>type</w:t>
-      </w:r>
-      <w:r>
-        <w:rPr>
-          <w:rStyle w:val="OperatorTok"/>
-        </w:rPr>
-        <w:t>=</w:t>
-      </w:r>
-      <w:r>
-        <w:rPr>
-          <w:rStyle w:val="BuiltInTok"/>
-        </w:rPr>
-        <w:t>int</w:t>
-      </w:r>
-      <w:r>
-        <w:rPr>
-          <w:rStyle w:val="NormalTok"/>
-        </w:rPr>
-        <w:t>, default</w:t>
-      </w:r>
-      <w:r>
-        <w:rPr>
-          <w:rStyle w:val="OperatorTok"/>
-        </w:rPr>
-        <w:t>=</w:t>
-      </w:r>
-      <w:r>
-        <w:rPr>
-          <w:rStyle w:val="DecValTok"/>
-        </w:rPr>
-        <w:t>32</w:t>
-      </w:r>
-      <w:r>
-        <w:rPr>
-          <w:rStyle w:val="NormalTok"/>
-        </w:rPr>
-        <w:t xml:space="preserve">, </w:t>
-      </w:r>
-      <w:r>
-        <w:rPr>
-          <w:rStyle w:val="BuiltInTok"/>
-        </w:rPr>
-        <w:t>help</w:t>
-      </w:r>
-      <w:r>
-        <w:rPr>
-          <w:rStyle w:val="OperatorTok"/>
-        </w:rPr>
-        <w:t>=</w:t>
-      </w:r>
-      <w:r>
-        <w:rPr>
-          <w:rStyle w:val="StringTok"/>
-        </w:rPr>
-        <w:t>'Batch size for training'</w:t>
-      </w:r>
-      <w:r>
-        <w:rPr>
-          <w:rStyle w:val="NormalTok"/>
-        </w:rPr>
-        <w:t>)</w:t>
-      </w:r>
-      <w:r>
-        <w:br/>
-      </w:r>
-      <w:r>
-        <w:rPr>
-          <w:rStyle w:val="NormalTok"/>
-        </w:rPr>
-        <w:t xml:space="preserve">    parser.add_argument(</w:t>
-      </w:r>
-      <w:r>
-        <w:rPr>
-          <w:rStyle w:val="StringTok"/>
-        </w:rPr>
-        <w:t>'--virtual_batch_size'</w:t>
-      </w:r>
-      <w:r>
-        <w:rPr>
-          <w:rStyle w:val="NormalTok"/>
-        </w:rPr>
-        <w:t xml:space="preserve">, </w:t>
-      </w:r>
-      <w:r>
-        <w:rPr>
-          <w:rStyle w:val="BuiltInTok"/>
-        </w:rPr>
-        <w:t>type</w:t>
-      </w:r>
-      <w:r>
-        <w:rPr>
-          <w:rStyle w:val="OperatorTok"/>
-        </w:rPr>
-        <w:t>=</w:t>
-      </w:r>
-      <w:r>
-        <w:rPr>
-          <w:rStyle w:val="BuiltInTok"/>
-        </w:rPr>
-        <w:t>int</w:t>
-      </w:r>
-      <w:r>
-        <w:rPr>
-          <w:rStyle w:val="NormalTok"/>
-        </w:rPr>
-        <w:t>, default</w:t>
-      </w:r>
-      <w:r>
-        <w:rPr>
-          <w:rStyle w:val="OperatorTok"/>
-        </w:rPr>
-        <w:t>=</w:t>
-      </w:r>
-      <w:r>
-        <w:rPr>
-          <w:rStyle w:val="DecValTok"/>
-        </w:rPr>
-        <w:t>8</w:t>
-      </w:r>
-      <w:r>
-        <w:rPr>
-          <w:rStyle w:val="NormalTok"/>
-        </w:rPr>
-        <w:t xml:space="preserve">, </w:t>
-      </w:r>
-      <w:r>
-        <w:rPr>
-          <w:rStyle w:val="BuiltInTok"/>
-        </w:rPr>
-        <w:t>help</w:t>
-      </w:r>
-      <w:r>
-        <w:rPr>
-          <w:rStyle w:val="OperatorTok"/>
-        </w:rPr>
-        <w:t>=</w:t>
-      </w:r>
-      <w:r>
-        <w:rPr>
-          <w:rStyle w:val="StringTok"/>
-        </w:rPr>
-        <w:t>'Virtual batch size for large datasets'</w:t>
-      </w:r>
-      <w:r>
-        <w:rPr>
-          <w:rStyle w:val="NormalTok"/>
-        </w:rPr>
-        <w:t>)</w:t>
-      </w:r>
-      <w:r>
-        <w:br/>
-      </w:r>
-      <w:r>
-        <w:br/>
-      </w:r>
-      <w:r>
-        <w:rPr>
-          <w:rStyle w:val="NormalTok"/>
-        </w:rPr>
-        <w:t xml:space="preserve">    </w:t>
-      </w:r>
-      <w:r>
-        <w:rPr>
-          <w:rStyle w:val="CommentTok"/>
-        </w:rPr>
-        <w:t># ... (</w:t>
-      </w:r>
-      <w:r>
-        <w:rPr>
-          <w:rStyle w:val="CommentTok"/>
-        </w:rPr>
-        <w:t>读取单文件</w:t>
-      </w:r>
-      <w:r>
-        <w:rPr>
-          <w:rStyle w:val="CommentTok"/>
-        </w:rPr>
-        <w:t>)</w:t>
-      </w:r>
-      <w:r>
-        <w:br/>
-      </w:r>
-      <w:r>
-        <w:rPr>
-          <w:rStyle w:val="NormalTok"/>
-        </w:rPr>
-        <w:t xml:space="preserve">    data </w:t>
-      </w:r>
-      <w:r>
-        <w:rPr>
-          <w:rStyle w:val="OperatorTok"/>
-        </w:rPr>
-        <w:t>=</w:t>
-      </w:r>
-      <w:r>
-        <w:rPr>
-          <w:rStyle w:val="NormalTok"/>
-        </w:rPr>
-        <w:t xml:space="preserve"> pd.read_csv(data_path)</w:t>
-      </w:r>
-      <w:r>
-        <w:br/>
-      </w:r>
-      <w:r>
-        <w:rPr>
-          <w:rStyle w:val="NormalTok"/>
-        </w:rPr>
-        <w:t xml:space="preserve">    </w:t>
-      </w:r>
-      <w:r>
-        <w:rPr>
-          <w:rStyle w:val="CommentTok"/>
-        </w:rPr>
-        <w:t># ...</w:t>
-      </w:r>
-      <w:r>
-        <w:br/>
-      </w:r>
-      <w:r>
-        <w:rPr>
-          <w:rStyle w:val="NormalTok"/>
-        </w:rPr>
-        <w:t xml:space="preserve">    </w:t>
-      </w:r>
-      <w:r>
-        <w:rPr>
-          <w:rStyle w:val="CommentTok"/>
-        </w:rPr>
-        <w:t xml:space="preserve"># </w:t>
-      </w:r>
-      <w:r>
-        <w:rPr>
-          <w:rStyle w:val="CommentTok"/>
-        </w:rPr>
-        <w:t>划分训练集和测试集</w:t>
-      </w:r>
-      <w:r>
-        <w:br/>
-      </w:r>
-      <w:r>
-        <w:rPr>
-          <w:rStyle w:val="NormalTok"/>
-        </w:rPr>
-        <w:t xml:space="preserve">    X_train, X_test, y_train, y_test </w:t>
-      </w:r>
-      <w:r>
-        <w:rPr>
-          <w:rStyle w:val="OperatorTok"/>
-        </w:rPr>
-        <w:t>=</w:t>
-      </w:r>
-      <w:r>
-        <w:rPr>
-          <w:rStyle w:val="NormalTok"/>
-        </w:rPr>
-        <w:t xml:space="preserve"> trai</w:t>
-      </w:r>
-      <w:r>
-        <w:rPr>
-          <w:rStyle w:val="NormalTok"/>
-        </w:rPr>
-        <w:t>n_test_split(</w:t>
+          <w:rStyle w:val="NormalTok"/>
+        </w:rPr>
+        <w:t xml:space="preserve"> train_test_split(</w:t>
       </w:r>
       <w:r>
         <w:br/>
@@ -7662,13 +7161,7 @@
         <w:rPr>
           <w:rStyle w:val="CommentTok"/>
         </w:rPr>
-        <w:t xml:space="preserve"># </w:t>
-      </w:r>
-      <w:r>
-        <w:rPr>
-          <w:rStyle w:val="CommentTok"/>
-        </w:rPr>
-        <w:t>加入验证集</w:t>
+        <w:t># 加入验证集</w:t>
       </w:r>
       <w:r>
         <w:br/>
@@ -8776,13 +8269,52 @@
         <w:rPr>
           <w:rStyle w:val="CommentTok"/>
         </w:rPr>
-        <w:t xml:space="preserve"># </w:t>
+        <w:t># 读取数据</w:t>
+      </w:r>
+      <w:r>
+        <w:br/>
+      </w:r>
+      <w:r>
+        <w:rPr>
+          <w:rStyle w:val="NormalTok"/>
+        </w:rPr>
+        <w:t xml:space="preserve">    data </w:t>
+      </w:r>
+      <w:r>
+        <w:rPr>
+          <w:rStyle w:val="OperatorTok"/>
+        </w:rPr>
+        <w:t>=</w:t>
+      </w:r>
+      <w:r>
+        <w:rPr>
+          <w:rStyle w:val="NormalTok"/>
+        </w:rPr>
+        <w:t xml:space="preserve"> pd.read_csv(args.data_path)</w:t>
+      </w:r>
+      <w:r>
+        <w:br/>
+      </w:r>
+      <w:r>
+        <w:rPr>
+          <w:rStyle w:val="NormalTok"/>
+        </w:rPr>
+        <w:t xml:space="preserve">    </w:t>
+      </w:r>
+      <w:r>
+        <w:br/>
+      </w:r>
+      <w:r>
+        <w:rPr>
+          <w:rStyle w:val="NormalTok"/>
+        </w:rPr>
+        <w:t xml:space="preserve">    </w:t>
       </w:r>
       <w:r>
         <w:rPr>
           <w:rStyle w:val="CommentTok"/>
         </w:rPr>
-        <w:t>读取数据</w:t>
+        <w:t># 根据数据集类型处理特征和标签</w:t>
       </w:r>
       <w:r>
         <w:br/>
@@ -8791,19 +8323,97 @@
         <w:rPr>
           <w:rStyle w:val="NormalTok"/>
         </w:rPr>
-        <w:t xml:space="preserve">    data </w:t>
+        <w:t xml:space="preserve">    </w:t>
+      </w:r>
+      <w:r>
+        <w:rPr>
+          <w:rStyle w:val="ControlFlowTok"/>
+        </w:rPr>
+        <w:t>if</w:t>
+      </w:r>
+      <w:r>
+        <w:rPr>
+          <w:rStyle w:val="NormalTok"/>
+        </w:rPr>
+        <w:t xml:space="preserve"> args.dataset_type </w:t>
       </w:r>
       <w:r>
         <w:rPr>
           <w:rStyle w:val="OperatorTok"/>
         </w:rPr>
+        <w:t>==</w:t>
+      </w:r>
+      <w:r>
+        <w:rPr>
+          <w:rStyle w:val="NormalTok"/>
+        </w:rPr>
+        <w:t xml:space="preserve"> </w:t>
+      </w:r>
+      <w:r>
+        <w:rPr>
+          <w:rStyle w:val="StringTok"/>
+        </w:rPr>
+        <w:t>'3class'</w:t>
+      </w:r>
+      <w:r>
+        <w:rPr>
+          <w:rStyle w:val="NormalTok"/>
+        </w:rPr>
+        <w:t>:</w:t>
+      </w:r>
+      <w:r>
+        <w:br/>
+      </w:r>
+      <w:r>
+        <w:rPr>
+          <w:rStyle w:val="NormalTok"/>
+        </w:rPr>
+        <w:t xml:space="preserve">        </w:t>
+      </w:r>
+      <w:r>
+        <w:rPr>
+          <w:rStyle w:val="CommentTok"/>
+        </w:rPr>
+        <w:t># 三分类数据集处理</w:t>
+      </w:r>
+      <w:r>
+        <w:br/>
+      </w:r>
+      <w:r>
+        <w:rPr>
+          <w:rStyle w:val="NormalTok"/>
+        </w:rPr>
+        <w:t xml:space="preserve">        X </w:t>
+      </w:r>
+      <w:r>
+        <w:rPr>
+          <w:rStyle w:val="OperatorTok"/>
+        </w:rPr>
         <w:t>=</w:t>
       </w:r>
       <w:r>
         <w:rPr>
           <w:rStyle w:val="NormalTok"/>
         </w:rPr>
-        <w:t xml:space="preserve"> pd.read_csv(args.data_path)</w:t>
+        <w:t xml:space="preserve"> data.iloc[:, </w:t>
+      </w:r>
+      <w:r>
+        <w:rPr>
+          <w:rStyle w:val="DecValTok"/>
+        </w:rPr>
+        <w:t>1</w:t>
+      </w:r>
+      <w:r>
+        <w:rPr>
+          <w:rStyle w:val="NormalTok"/>
+        </w:rPr>
+        <w:t xml:space="preserve">:]  </w:t>
+      </w:r>
+      <w:r>
+        <w:rPr>
+          <w:rStyle w:val="CommentTok"/>
+        </w:rPr>
+        <w:t># 特征</w:t>
       </w:r>
       <w:r>
         <w:br/>
@@ -8812,232 +8422,73 @@
         <w:rPr>
           <w:rStyle w:val="NormalTok"/>
         </w:rPr>
+        <w:t xml:space="preserve">        y </w:t>
+      </w:r>
+      <w:r>
+        <w:rPr>
+          <w:rStyle w:val="OperatorTok"/>
+        </w:rPr>
+        <w:t>=</w:t>
+      </w:r>
+      <w:r>
+        <w:rPr>
+          <w:rStyle w:val="NormalTok"/>
+        </w:rPr>
+        <w:t xml:space="preserve"> data.iloc[:, </w:t>
+      </w:r>
+      <w:r>
+        <w:rPr>
+          <w:rStyle w:val="DecValTok"/>
+        </w:rPr>
+        <w:t>0</w:t>
+      </w:r>
+      <w:r>
+        <w:rPr>
+          <w:rStyle w:val="NormalTok"/>
+        </w:rPr>
+        <w:t xml:space="preserve">]   </w:t>
+      </w:r>
+      <w:r>
+        <w:rPr>
+          <w:rStyle w:val="CommentTok"/>
+        </w:rPr>
+        <w:t># 标签</w:t>
+      </w:r>
+      <w:r>
+        <w:br/>
+      </w:r>
+      <w:r>
+        <w:rPr>
+          <w:rStyle w:val="NormalTok"/>
+        </w:rPr>
         <w:t xml:space="preserve">    </w:t>
       </w:r>
       <w:r>
+        <w:rPr>
+          <w:rStyle w:val="ControlFlowTok"/>
+        </w:rPr>
+        <w:t>else</w:t>
+      </w:r>
+      <w:r>
+        <w:rPr>
+          <w:rStyle w:val="NormalTok"/>
+        </w:rPr>
+        <w:t>:</w:t>
+      </w:r>
+      <w:r>
         <w:br/>
       </w:r>
       <w:r>
         <w:rPr>
           <w:rStyle w:val="NormalTok"/>
         </w:rPr>
-        <w:t xml:space="preserve">    </w:t>
+        <w:t xml:space="preserve">        </w:t>
       </w:r>
       <w:r>
         <w:rPr>
           <w:rStyle w:val="CommentTok"/>
         </w:rPr>
-        <w:t xml:space="preserve"># </w:t>
-      </w:r>
-      <w:r>
-        <w:rPr>
-          <w:rStyle w:val="CommentTok"/>
-        </w:rPr>
-        <w:t>根据数据集类型处理特征和标签</w:t>
-      </w:r>
-      <w:r>
-        <w:br/>
-      </w:r>
-      <w:r>
-        <w:rPr>
-          <w:rStyle w:val="NormalTok"/>
-        </w:rPr>
-        <w:t xml:space="preserve">    </w:t>
-      </w:r>
-      <w:r>
-        <w:rPr>
-          <w:rStyle w:val="ControlFlowTok"/>
-        </w:rPr>
-        <w:t>if</w:t>
-      </w:r>
-      <w:r>
-        <w:rPr>
-          <w:rStyle w:val="NormalTok"/>
-        </w:rPr>
-        <w:t xml:space="preserve"> args.dataset_type </w:t>
-      </w:r>
-      <w:r>
-        <w:rPr>
-          <w:rStyle w:val="OperatorTok"/>
-        </w:rPr>
-        <w:t>==</w:t>
-      </w:r>
-      <w:r>
-        <w:rPr>
-          <w:rStyle w:val="NormalTok"/>
-        </w:rPr>
-        <w:t xml:space="preserve"> </w:t>
-      </w:r>
-      <w:r>
-        <w:rPr>
-          <w:rStyle w:val="StringTok"/>
-        </w:rPr>
-        <w:t>'3class'</w:t>
-      </w:r>
-      <w:r>
-        <w:rPr>
-          <w:rStyle w:val="NormalTok"/>
-        </w:rPr>
-        <w:t>:</w:t>
-      </w:r>
-      <w:r>
-        <w:br/>
-      </w:r>
-      <w:r>
-        <w:rPr>
-          <w:rStyle w:val="NormalTok"/>
-        </w:rPr>
-        <w:t xml:space="preserve">        </w:t>
-      </w:r>
-      <w:r>
-        <w:rPr>
-          <w:rStyle w:val="CommentTok"/>
-        </w:rPr>
-        <w:t xml:space="preserve"># </w:t>
-      </w:r>
-      <w:r>
-        <w:rPr>
-          <w:rStyle w:val="CommentTok"/>
-        </w:rPr>
-        <w:t>三分类数据集处理</w:t>
-      </w:r>
-      <w:r>
-        <w:br/>
-      </w:r>
-      <w:r>
-        <w:rPr>
-          <w:rStyle w:val="NormalTok"/>
-        </w:rPr>
-        <w:t xml:space="preserve">        X </w:t>
-      </w:r>
-      <w:r>
-        <w:rPr>
-          <w:rStyle w:val="OperatorTok"/>
-        </w:rPr>
-        <w:t>=</w:t>
-      </w:r>
-      <w:r>
-        <w:rPr>
-          <w:rStyle w:val="NormalTok"/>
-        </w:rPr>
-        <w:t xml:space="preserve"> data.iloc[:, </w:t>
-      </w:r>
-      <w:r>
-        <w:rPr>
-          <w:rStyle w:val="DecValTok"/>
-        </w:rPr>
-        <w:t>1</w:t>
-      </w:r>
-      <w:r>
-        <w:rPr>
-          <w:rStyle w:val="NormalTok"/>
-        </w:rPr>
-        <w:t xml:space="preserve">:]  </w:t>
-      </w:r>
-      <w:r>
-        <w:rPr>
-          <w:rStyle w:val="CommentTok"/>
-        </w:rPr>
-        <w:t xml:space="preserve"># </w:t>
-      </w:r>
-      <w:r>
-        <w:rPr>
-          <w:rStyle w:val="CommentTok"/>
-        </w:rPr>
-        <w:t>特征</w:t>
-      </w:r>
-      <w:r>
-        <w:br/>
-      </w:r>
-      <w:r>
-        <w:rPr>
-          <w:rStyle w:val="NormalTok"/>
-        </w:rPr>
-        <w:t xml:space="preserve">        y </w:t>
-      </w:r>
-      <w:r>
-        <w:rPr>
-          <w:rStyle w:val="OperatorTok"/>
-        </w:rPr>
-        <w:t>=</w:t>
-      </w:r>
-      <w:r>
-        <w:rPr>
-          <w:rStyle w:val="NormalTok"/>
-        </w:rPr>
-        <w:t xml:space="preserve"> data.iloc[:, </w:t>
-      </w:r>
-      <w:r>
-        <w:rPr>
-          <w:rStyle w:val="DecValTok"/>
-        </w:rPr>
-        <w:t>0</w:t>
-      </w:r>
-      <w:r>
-        <w:rPr>
-          <w:rStyle w:val="NormalTok"/>
-        </w:rPr>
-        <w:t xml:space="preserve">]   </w:t>
-      </w:r>
-      <w:r>
-        <w:rPr>
-          <w:rStyle w:val="CommentTok"/>
-        </w:rPr>
-        <w:t xml:space="preserve"># </w:t>
-      </w:r>
-      <w:r>
-        <w:rPr>
-          <w:rStyle w:val="CommentTok"/>
-        </w:rPr>
-        <w:t>标签</w:t>
-      </w:r>
-      <w:r>
-        <w:br/>
-      </w:r>
-      <w:r>
-        <w:rPr>
-          <w:rStyle w:val="NormalTok"/>
-        </w:rPr>
-        <w:t xml:space="preserve">    </w:t>
-      </w:r>
-      <w:r>
-        <w:rPr>
-          <w:rStyle w:val="ControlFlowTok"/>
-        </w:rPr>
-        <w:t>else</w:t>
-      </w:r>
-      <w:r>
-        <w:rPr>
-          <w:rStyle w:val="NormalTok"/>
-        </w:rPr>
-        <w:t>:</w:t>
-      </w:r>
-      <w:r>
-        <w:br/>
-      </w:r>
-      <w:r>
-        <w:rPr>
-          <w:rStyle w:val="NormalTok"/>
-        </w:rPr>
-        <w:t xml:space="preserve">        </w:t>
-      </w:r>
-      <w:r>
-        <w:rPr>
-          <w:rStyle w:val="CommentTok"/>
-        </w:rPr>
-        <w:t># ... (</w:t>
-      </w:r>
-      <w:r>
-        <w:rPr>
-          <w:rStyle w:val="CommentTok"/>
-        </w:rPr>
-        <w:t>二分类逻辑</w:t>
-      </w:r>
-      <w:r>
-        <w:rPr>
-          <w:rStyle w:val="CommentTok"/>
-        </w:rPr>
-        <w:t>)</w:t>
+        <w:t># ... (二分类逻辑)</w:t>
       </w:r>
     </w:p>
     <w:p>
@@ -9090,13 +8541,64 @@
         <w:rPr>
           <w:rStyle w:val="CommentTok"/>
         </w:rPr>
-        <w:t xml:space="preserve"># </w:t>
+        <w:t># 读取数据</w:t>
+      </w:r>
+      <w:r>
+        <w:br/>
+      </w:r>
+      <w:r>
+        <w:rPr>
+          <w:rStyle w:val="NormalTok"/>
+        </w:rPr>
+        <w:t xml:space="preserve">        data </w:t>
+      </w:r>
+      <w:r>
+        <w:rPr>
+          <w:rStyle w:val="OperatorTok"/>
+        </w:rPr>
+        <w:t>=</w:t>
+      </w:r>
+      <w:r>
+        <w:rPr>
+          <w:rStyle w:val="NormalTok"/>
+        </w:rPr>
+        <w:t xml:space="preserve"> pd.read_csv(</w:t>
+      </w:r>
+      <w:r>
+        <w:rPr>
+          <w:rStyle w:val="StringTok"/>
+        </w:rPr>
+        <w:t>'processed_happiness_data.csv'</w:t>
+      </w:r>
+      <w:r>
+        <w:rPr>
+          <w:rStyle w:val="NormalTok"/>
+        </w:rPr>
+        <w:t>)</w:t>
+      </w:r>
+      <w:r>
+        <w:br/>
+      </w:r>
+      <w:r>
+        <w:rPr>
+          <w:rStyle w:val="NormalTok"/>
+        </w:rPr>
+        <w:t xml:space="preserve">        </w:t>
+      </w:r>
+      <w:r>
+        <w:br/>
+      </w:r>
+      <w:r>
+        <w:rPr>
+          <w:rStyle w:val="NormalTok"/>
+        </w:rPr>
+        <w:t xml:space="preserve">        </w:t>
       </w:r>
       <w:r>
         <w:rPr>
           <w:rStyle w:val="CommentTok"/>
         </w:rPr>
-        <w:t>读取数据</w:t>
+        <w:t># 处理特征和标签</w:t>
       </w:r>
       <w:r>
         <w:br/>
@@ -9105,7 +8607,22 @@
         <w:rPr>
           <w:rStyle w:val="NormalTok"/>
         </w:rPr>
-        <w:t xml:space="preserve">        data </w:t>
+        <w:t xml:space="preserve">        </w:t>
+      </w:r>
+      <w:r>
+        <w:rPr>
+          <w:rStyle w:val="CommentTok"/>
+        </w:rPr>
+        <w:t># 第一列是国家名字(忽略)，第二列是标签，剩下的列都是归一化好的数据</w:t>
+      </w:r>
+      <w:r>
+        <w:br/>
+      </w:r>
+      <w:r>
+        <w:rPr>
+          <w:rStyle w:val="NormalTok"/>
+        </w:rPr>
+        <w:t xml:space="preserve">        y </w:t>
       </w:r>
       <w:r>
         <w:rPr>
@@ -9117,19 +8634,19 @@
         <w:rPr>
           <w:rStyle w:val="NormalTok"/>
         </w:rPr>
-        <w:t xml:space="preserve"> pd.read_csv(</w:t>
-      </w:r>
-      <w:r>
-        <w:rPr>
-          <w:rStyle w:val="StringTok"/>
-        </w:rPr>
-        <w:t>'processed_happiness_data.csv'</w:t>
-      </w:r>
-      <w:r>
-        <w:rPr>
-          <w:rStyle w:val="NormalTok"/>
-        </w:rPr>
-        <w:t>)</w:t>
+        <w:t xml:space="preserve"> data.iloc[:, </w:t>
+      </w:r>
+      <w:r>
+        <w:rPr>
+          <w:rStyle w:val="DecValTok"/>
+        </w:rPr>
+        <w:t>1</w:t>
+      </w:r>
+      <w:r>
+        <w:rPr>
+          <w:rStyle w:val="NormalTok"/>
+        </w:rPr>
+        <w:t>]</w:t>
       </w:r>
       <w:r>
         <w:br/>
@@ -9138,6 +8655,39 @@
         <w:rPr>
           <w:rStyle w:val="NormalTok"/>
         </w:rPr>
+        <w:t xml:space="preserve">        X </w:t>
+      </w:r>
+      <w:r>
+        <w:rPr>
+          <w:rStyle w:val="OperatorTok"/>
+        </w:rPr>
+        <w:t>=</w:t>
+      </w:r>
+      <w:r>
+        <w:rPr>
+          <w:rStyle w:val="NormalTok"/>
+        </w:rPr>
+        <w:t xml:space="preserve"> data.iloc[:, </w:t>
+      </w:r>
+      <w:r>
+        <w:rPr>
+          <w:rStyle w:val="DecValTok"/>
+        </w:rPr>
+        <w:t>2</w:t>
+      </w:r>
+      <w:r>
+        <w:rPr>
+          <w:rStyle w:val="NormalTok"/>
+        </w:rPr>
+        <w:t>:]</w:t>
+      </w:r>
+      <w:r>
+        <w:br/>
+      </w:r>
+      <w:r>
+        <w:rPr>
+          <w:rStyle w:val="NormalTok"/>
+        </w:rPr>
         <w:t xml:space="preserve">        </w:t>
       </w:r>
       <w:r>
@@ -9153,244 +8703,85 @@
         <w:rPr>
           <w:rStyle w:val="CommentTok"/>
         </w:rPr>
-        <w:t xml:space="preserve"># </w:t>
+        <w:t># 数据拆分为训练集和测试集</w:t>
+      </w:r>
+      <w:r>
+        <w:br/>
+      </w:r>
+      <w:r>
+        <w:rPr>
+          <w:rStyle w:val="NormalTok"/>
+        </w:rPr>
+        <w:t xml:space="preserve">        X_train, X_test, y_train, y_test </w:t>
+      </w:r>
+      <w:r>
+        <w:rPr>
+          <w:rStyle w:val="OperatorTok"/>
+        </w:rPr>
+        <w:t>=</w:t>
+      </w:r>
+      <w:r>
+        <w:rPr>
+          <w:rStyle w:val="NormalTok"/>
+        </w:rPr>
+        <w:t xml:space="preserve"> train_test_split(</w:t>
+      </w:r>
+      <w:r>
+        <w:br/>
+      </w:r>
+      <w:r>
+        <w:rPr>
+          <w:rStyle w:val="NormalTok"/>
+        </w:rPr>
+        <w:t xml:space="preserve">            X, y, </w:t>
+      </w:r>
+      <w:r>
+        <w:br/>
+      </w:r>
+      <w:r>
+        <w:rPr>
+          <w:rStyle w:val="NormalTok"/>
+        </w:rPr>
+        <w:t xml:space="preserve">            test_size</w:t>
+      </w:r>
+      <w:r>
+        <w:rPr>
+          <w:rStyle w:val="OperatorTok"/>
+        </w:rPr>
+        <w:t>=</w:t>
+      </w:r>
+      <w:r>
+        <w:rPr>
+          <w:rStyle w:val="NormalTok"/>
+        </w:rPr>
+        <w:t xml:space="preserve">args.test_size, </w:t>
+      </w:r>
+      <w:r>
+        <w:br/>
+      </w:r>
+      <w:r>
+        <w:rPr>
+          <w:rStyle w:val="NormalTok"/>
+        </w:rPr>
+        <w:t xml:space="preserve">            random_state</w:t>
+      </w:r>
+      <w:r>
+        <w:rPr>
+          <w:rStyle w:val="OperatorTok"/>
+        </w:rPr>
+        <w:t>=</w:t>
+      </w:r>
+      <w:r>
+        <w:rPr>
+          <w:rStyle w:val="NormalTok"/>
+        </w:rPr>
+        <w:t xml:space="preserve">args.random_state_split </w:t>
       </w:r>
       <w:r>
         <w:rPr>
           <w:rStyle w:val="CommentTok"/>
         </w:rPr>
-        <w:t>处理特征和标签</w:t>
-      </w:r>
-      <w:r>
-        <w:br/>
-      </w:r>
-      <w:r>
-        <w:rPr>
-          <w:rStyle w:val="NormalTok"/>
-        </w:rPr>
-        <w:t xml:space="preserve">        </w:t>
-      </w:r>
-      <w:r>
-        <w:rPr>
-          <w:rStyle w:val="CommentTok"/>
-        </w:rPr>
-        <w:t xml:space="preserve"># </w:t>
-      </w:r>
-      <w:r>
-        <w:rPr>
-          <w:rStyle w:val="CommentTok"/>
-        </w:rPr>
-        <w:t>第一列是国家名字</w:t>
-      </w:r>
-      <w:r>
-        <w:rPr>
-          <w:rStyle w:val="CommentTok"/>
-        </w:rPr>
-        <w:t>(</w:t>
-      </w:r>
-      <w:r>
-        <w:rPr>
-          <w:rStyle w:val="CommentTok"/>
-        </w:rPr>
-        <w:t>忽略</w:t>
-      </w:r>
-      <w:r>
-        <w:rPr>
-          <w:rStyle w:val="CommentTok"/>
-        </w:rPr>
-        <w:t>)</w:t>
-      </w:r>
-      <w:r>
-        <w:rPr>
-          <w:rStyle w:val="CommentTok"/>
-        </w:rPr>
-        <w:t>，第二列是标签，剩下的列都是归一化好的数据</w:t>
-      </w:r>
-      <w:r>
-        <w:br/>
-      </w:r>
-      <w:r>
-        <w:rPr>
-          <w:rStyle w:val="NormalTok"/>
-        </w:rPr>
-        <w:t xml:space="preserve">        y </w:t>
-      </w:r>
-      <w:r>
-        <w:rPr>
-          <w:rStyle w:val="OperatorTok"/>
-        </w:rPr>
-        <w:t>=</w:t>
-      </w:r>
-      <w:r>
-        <w:rPr>
-          <w:rStyle w:val="NormalTok"/>
-        </w:rPr>
-        <w:t xml:space="preserve"> data.iloc[:, </w:t>
-      </w:r>
-      <w:r>
-        <w:rPr>
-          <w:rStyle w:val="DecValTok"/>
-        </w:rPr>
-        <w:t>1</w:t>
-      </w:r>
-      <w:r>
-        <w:rPr>
-          <w:rStyle w:val="NormalTok"/>
-        </w:rPr>
-        <w:t>]</w:t>
-      </w:r>
-      <w:r>
-        <w:br/>
-      </w:r>
-      <w:r>
-        <w:rPr>
-          <w:rStyle w:val="NormalTok"/>
-        </w:rPr>
-        <w:t xml:space="preserve">        X </w:t>
-      </w:r>
-      <w:r>
-        <w:rPr>
-          <w:rStyle w:val="OperatorTok"/>
-        </w:rPr>
-        <w:t>=</w:t>
-      </w:r>
-      <w:r>
-        <w:rPr>
-          <w:rStyle w:val="NormalTok"/>
-        </w:rPr>
-        <w:t xml:space="preserve"> data.iloc[:, </w:t>
-      </w:r>
-      <w:r>
-        <w:rPr>
-          <w:rStyle w:val="DecValTok"/>
-        </w:rPr>
-        <w:t>2</w:t>
-      </w:r>
-      <w:r>
-        <w:rPr>
-          <w:rStyle w:val="NormalTok"/>
-        </w:rPr>
-        <w:t>:]</w:t>
-      </w:r>
-      <w:r>
-        <w:br/>
-      </w:r>
-      <w:r>
-        <w:rPr>
-          <w:rStyle w:val="NormalTok"/>
-        </w:rPr>
-        <w:t xml:space="preserve">        </w:t>
-      </w:r>
-      <w:r>
-        <w:br/>
-      </w:r>
-      <w:r>
-        <w:rPr>
-          <w:rStyle w:val="NormalTok"/>
-        </w:rPr>
-        <w:t xml:space="preserve">        </w:t>
-      </w:r>
-      <w:r>
-        <w:rPr>
-          <w:rStyle w:val="CommentTok"/>
-        </w:rPr>
-        <w:t xml:space="preserve"># </w:t>
-      </w:r>
-      <w:r>
-        <w:rPr>
-          <w:rStyle w:val="CommentTok"/>
-        </w:rPr>
-        <w:t>数据拆分为训练集和测试集</w:t>
-      </w:r>
-      <w:r>
-        <w:br/>
-      </w:r>
-      <w:r>
-        <w:rPr>
-          <w:rStyle w:val="NormalTok"/>
-        </w:rPr>
-        <w:t xml:space="preserve">        X_train, X_test, y_train, y_test </w:t>
-      </w:r>
-      <w:r>
-        <w:rPr>
-          <w:rStyle w:val="OperatorTok"/>
-        </w:rPr>
-        <w:t>=</w:t>
-      </w:r>
-      <w:r>
-        <w:rPr>
-          <w:rStyle w:val="NormalTok"/>
-        </w:rPr>
-        <w:t xml:space="preserve"> train_test_split(</w:t>
-      </w:r>
-      <w:r>
-        <w:br/>
-      </w:r>
-      <w:r>
-        <w:rPr>
-          <w:rStyle w:val="NormalTok"/>
-        </w:rPr>
-        <w:t xml:space="preserve">            X, y, </w:t>
-      </w:r>
-      <w:r>
-        <w:br/>
-      </w:r>
-      <w:r>
-        <w:rPr>
-          <w:rStyle w:val="NormalTok"/>
-        </w:rPr>
-        <w:t xml:space="preserve">            test_size</w:t>
-      </w:r>
-      <w:r>
-        <w:rPr>
-          <w:rStyle w:val="OperatorTok"/>
-        </w:rPr>
-        <w:t>=</w:t>
-      </w:r>
-      <w:r>
-        <w:rPr>
-          <w:rStyle w:val="NormalTok"/>
-        </w:rPr>
-        <w:t xml:space="preserve">args.test_size, </w:t>
-      </w:r>
-      <w:r>
-        <w:br/>
-      </w:r>
-      <w:r>
-        <w:rPr>
-          <w:rStyle w:val="NormalTok"/>
-        </w:rPr>
-        <w:t xml:space="preserve">            random_state</w:t>
-      </w:r>
-      <w:r>
-        <w:rPr>
-          <w:rStyle w:val="OperatorTok"/>
-        </w:rPr>
-        <w:t>=</w:t>
-      </w:r>
-      <w:r>
-        <w:rPr>
-          <w:rStyle w:val="NormalTok"/>
-        </w:rPr>
-        <w:t xml:space="preserve">args.random_state_split </w:t>
-      </w:r>
-      <w:r>
-        <w:rPr>
-          <w:rStyle w:val="CommentTok"/>
-        </w:rPr>
-        <w:t># (</w:t>
-      </w:r>
-      <w:r>
-        <w:rPr>
-          <w:rStyle w:val="CommentTok"/>
-        </w:rPr>
-        <w:t>各文件变量名略有不同</w:t>
-      </w:r>
-      <w:r>
-        <w:rPr>
-          <w:rStyle w:val="CommentTok"/>
-        </w:rPr>
-        <w:t>)</w:t>
+        <w:t># (各文件变量名略有不同)</w:t>
       </w:r>
       <w:r>
         <w:br/>
@@ -9738,196 +9129,148 @@
         <w:rPr>
           <w:rStyle w:val="CommentTok"/>
         </w:rPr>
-        <w:t xml:space="preserve"># </w:t>
+        <w:t># 改名为 estimator 以适配新版 sklearn</w:t>
+      </w:r>
+      <w:r>
+        <w:br/>
+      </w:r>
+      <w:r>
+        <w:rPr>
+          <w:rStyle w:val="NormalTok"/>
+        </w:rPr>
+        <w:t xml:space="preserve">        parser.add_argument(</w:t>
+      </w:r>
+      <w:r>
+        <w:rPr>
+          <w:rStyle w:val="StringTok"/>
+        </w:rPr>
+        <w:t>'--estimator'</w:t>
+      </w:r>
+      <w:r>
+        <w:rPr>
+          <w:rStyle w:val="NormalTok"/>
+        </w:rPr>
+        <w:t xml:space="preserve">, </w:t>
+      </w:r>
+      <w:r>
+        <w:rPr>
+          <w:rStyle w:val="BuiltInTok"/>
+        </w:rPr>
+        <w:t>type</w:t>
+      </w:r>
+      <w:r>
+        <w:rPr>
+          <w:rStyle w:val="OperatorTok"/>
+        </w:rPr>
+        <w:t>=</w:t>
+      </w:r>
+      <w:r>
+        <w:rPr>
+          <w:rStyle w:val="KeywordTok"/>
+        </w:rPr>
+        <w:t>lambda</w:t>
+      </w:r>
+      <w:r>
+        <w:rPr>
+          <w:rStyle w:val="NormalTok"/>
+        </w:rPr>
+        <w:t xml:space="preserve"> x: </w:t>
+      </w:r>
+      <w:r>
+        <w:rPr>
+          <w:rStyle w:val="BuiltInTok"/>
+        </w:rPr>
+        <w:t>eval</w:t>
+      </w:r>
+      <w:r>
+        <w:rPr>
+          <w:rStyle w:val="NormalTok"/>
+        </w:rPr>
+        <w:t xml:space="preserve">(x) </w:t>
+      </w:r>
+      <w:r>
+        <w:rPr>
+          <w:rStyle w:val="ControlFlowTok"/>
+        </w:rPr>
+        <w:t>if</w:t>
+      </w:r>
+      <w:r>
+        <w:rPr>
+          <w:rStyle w:val="NormalTok"/>
+        </w:rPr>
+        <w:t xml:space="preserve"> x </w:t>
+      </w:r>
+      <w:r>
+        <w:rPr>
+          <w:rStyle w:val="ControlFlowTok"/>
+        </w:rPr>
+        <w:t>else</w:t>
+      </w:r>
+      <w:r>
+        <w:rPr>
+          <w:rStyle w:val="NormalTok"/>
+        </w:rPr>
+        <w:t xml:space="preserve"> </w:t>
+      </w:r>
+      <w:r>
+        <w:rPr>
+          <w:rStyle w:val="VariableTok"/>
+        </w:rPr>
+        <w:t>None</w:t>
+      </w:r>
+      <w:r>
+        <w:rPr>
+          <w:rStyle w:val="NormalTok"/>
+        </w:rPr>
+        <w:t>, default</w:t>
+      </w:r>
+      <w:r>
+        <w:rPr>
+          <w:rStyle w:val="OperatorTok"/>
+        </w:rPr>
+        <w:t>=</w:t>
+      </w:r>
+      <w:r>
+        <w:rPr>
+          <w:rStyle w:val="VariableTok"/>
+        </w:rPr>
+        <w:t>None</w:t>
+      </w:r>
+      <w:r>
+        <w:rPr>
+          <w:rStyle w:val="NormalTok"/>
+        </w:rPr>
+        <w:t>)</w:t>
+      </w:r>
+      <w:r>
+        <w:br/>
+      </w:r>
+      <w:r>
+        <w:rPr>
+          <w:rStyle w:val="NormalTok"/>
+        </w:rPr>
+        <w:t xml:space="preserve">        </w:t>
       </w:r>
       <w:r>
         <w:rPr>
           <w:rStyle w:val="CommentTok"/>
         </w:rPr>
-        <w:t>改名为</w:t>
+        <w:t># ...</w:t>
+      </w:r>
+      <w:r>
+        <w:br/>
+      </w:r>
+      <w:r>
+        <w:rPr>
+          <w:rStyle w:val="NormalTok"/>
+        </w:rPr>
+        <w:t xml:space="preserve">        </w:t>
       </w:r>
       <w:r>
         <w:rPr>
           <w:rStyle w:val="CommentTok"/>
         </w:rPr>
-        <w:t xml:space="preserve"> estimator </w:t>
-      </w:r>
-      <w:r>
-        <w:rPr>
-          <w:rStyle w:val="CommentTok"/>
-        </w:rPr>
-        <w:t>以适配新版</w:t>
-      </w:r>
-      <w:r>
-        <w:rPr>
-          <w:rStyle w:val="CommentTok"/>
-        </w:rPr>
-        <w:t xml:space="preserve"> sklearn</w:t>
-      </w:r>
-      <w:r>
-        <w:br/>
-      </w:r>
-      <w:r>
-        <w:rPr>
-          <w:rStyle w:val="NormalTok"/>
-        </w:rPr>
-        <w:t xml:space="preserve">        parser.add_argument(</w:t>
-      </w:r>
-      <w:r>
-        <w:rPr>
-          <w:rStyle w:val="StringTok"/>
-        </w:rPr>
-        <w:t>'--estimator'</w:t>
-      </w:r>
-      <w:r>
-        <w:rPr>
-          <w:rStyle w:val="NormalTok"/>
-        </w:rPr>
-        <w:t xml:space="preserve">, </w:t>
-      </w:r>
-      <w:r>
-        <w:rPr>
-          <w:rStyle w:val="BuiltInTok"/>
-        </w:rPr>
-        <w:t>type</w:t>
-      </w:r>
-      <w:r>
-        <w:rPr>
-          <w:rStyle w:val="OperatorTok"/>
-        </w:rPr>
-        <w:t>=</w:t>
-      </w:r>
-      <w:r>
-        <w:rPr>
-          <w:rStyle w:val="KeywordTok"/>
-        </w:rPr>
-        <w:t>lambda</w:t>
-      </w:r>
-      <w:r>
-        <w:rPr>
-          <w:rStyle w:val="NormalTok"/>
-        </w:rPr>
-        <w:t xml:space="preserve"> x: </w:t>
-      </w:r>
-      <w:r>
-        <w:rPr>
-          <w:rStyle w:val="BuiltInTok"/>
-        </w:rPr>
-        <w:t>eval</w:t>
-      </w:r>
-      <w:r>
-        <w:rPr>
-          <w:rStyle w:val="NormalTok"/>
-        </w:rPr>
-        <w:t xml:space="preserve">(x) </w:t>
-      </w:r>
-      <w:r>
-        <w:rPr>
-          <w:rStyle w:val="ControlFlowTok"/>
-        </w:rPr>
-        <w:t>if</w:t>
-      </w:r>
-      <w:r>
-        <w:rPr>
-          <w:rStyle w:val="NormalTok"/>
-        </w:rPr>
-        <w:t xml:space="preserve"> x </w:t>
-      </w:r>
-      <w:r>
-        <w:rPr>
-          <w:rStyle w:val="ControlFlowTok"/>
-        </w:rPr>
-        <w:t>else</w:t>
-      </w:r>
-      <w:r>
-        <w:rPr>
-          <w:rStyle w:val="NormalTok"/>
-        </w:rPr>
-        <w:t xml:space="preserve"> </w:t>
-      </w:r>
-      <w:r>
-        <w:rPr>
-          <w:rStyle w:val="VariableTok"/>
-        </w:rPr>
-        <w:t>None</w:t>
-      </w:r>
-      <w:r>
-        <w:rPr>
-          <w:rStyle w:val="NormalTok"/>
-        </w:rPr>
-        <w:t>, default</w:t>
-      </w:r>
-      <w:r>
-        <w:rPr>
-          <w:rStyle w:val="OperatorTok"/>
-        </w:rPr>
-        <w:t>=</w:t>
-      </w:r>
-      <w:r>
-        <w:rPr>
-          <w:rStyle w:val="VariableTok"/>
-        </w:rPr>
-        <w:t>None</w:t>
-      </w:r>
-      <w:r>
-        <w:rPr>
-          <w:rStyle w:val="NormalTok"/>
-        </w:rPr>
-        <w:t>)</w:t>
-      </w:r>
-      <w:r>
-        <w:br/>
-      </w:r>
-      <w:r>
-        <w:rPr>
-          <w:rStyle w:val="NormalTok"/>
-        </w:rPr>
-        <w:t xml:space="preserve">        </w:t>
-      </w:r>
-      <w:r>
-        <w:rPr>
-          <w:rStyle w:val="CommentTok"/>
-        </w:rPr>
-        <w:t># ...</w:t>
-      </w:r>
-      <w:r>
-        <w:br/>
-      </w:r>
-      <w:r>
-        <w:rPr>
-          <w:rStyle w:val="NormalTok"/>
-        </w:rPr>
-        <w:t xml:space="preserve">        </w:t>
-      </w:r>
-      <w:r>
-        <w:rPr>
-          <w:rStyle w:val="CommentTok"/>
-        </w:rPr>
-        <w:t xml:space="preserve"># </w:t>
-      </w:r>
-      <w:r>
-        <w:rPr>
-          <w:rStyle w:val="CommentTok"/>
-        </w:rPr>
-        <w:t>移除</w:t>
-      </w:r>
-      <w:r>
-        <w:rPr>
-          <w:rStyle w:val="CommentTok"/>
-        </w:rPr>
-        <w:t xml:space="preserve"> SAMME.R </w:t>
-      </w:r>
-      <w:r>
-        <w:rPr>
-          <w:rStyle w:val="CommentTok"/>
-        </w:rPr>
-        <w:t>选项，强制使用</w:t>
-      </w:r>
-      <w:r>
-        <w:rPr>
-          <w:rStyle w:val="CommentTok"/>
-        </w:rPr>
-        <w:t xml:space="preserve"> SAMME</w:t>
+        <w:t># 移除 SAMME.R 选项，强制使用 SAMME</w:t>
       </w:r>
       <w:r>
         <w:br/>
@@ -10334,9 +9677,6 @@
         <w:spacing w:afterLines="0" w:after="0"/>
         <w:ind w:firstLineChars="0" w:firstLine="0"/>
         <w:jc w:val="left"/>
-        <w:rPr>
-          <w:rFonts w:hint="eastAsia"/>
-        </w:rPr>
       </w:pPr>
       <w:r>
         <w:br w:type="page"/>

--- a/结课作业报告.docx
+++ b/结课作业报告.docx
@@ -13,7 +13,7 @@
         <w:rPr>
           <w:rFonts w:hint="eastAsia"/>
         </w:rPr>
-        <w:t>基于机器学习与超图神经网络的</w:t>
+        <w:t>信息学部人工智能专业</w:t>
       </w:r>
     </w:p>
     <w:p>
@@ -24,14 +24,549 @@
         </w:rPr>
       </w:pPr>
       <w:r>
-        <w:rPr>
-          <w:rFonts w:hint="eastAsia"/>
-        </w:rPr>
-        <w:t>世界幸福感分类预测实践</w:t>
+        <w:t>202</w:t>
+      </w:r>
+      <w:r>
+        <w:rPr>
+          <w:rFonts w:hint="eastAsia"/>
+        </w:rPr>
+        <w:t>5</w:t>
+      </w:r>
+      <w:r>
+        <w:t>-</w:t>
+      </w:r>
+      <w:r>
+        <w:rPr>
+          <w:rFonts w:hint="eastAsia"/>
+        </w:rPr>
+        <w:t>2</w:t>
+      </w:r>
+      <w:r>
+        <w:t>02</w:t>
+      </w:r>
+      <w:r>
+        <w:rPr>
+          <w:rFonts w:hint="eastAsia"/>
+        </w:rPr>
+        <w:t>6学年第一学期</w:t>
       </w:r>
     </w:p>
     <w:p>
       <w:pPr>
+        <w:pStyle w:val="af9"/>
+        <w:rPr>
+          <w:rFonts w:hint="eastAsia"/>
+        </w:rPr>
+      </w:pPr>
+      <w:r>
+        <w:rPr>
+          <w:rFonts w:hint="eastAsia"/>
+        </w:rPr>
+        <w:t>大数据处理综合实验</w:t>
+      </w:r>
+    </w:p>
+    <w:p>
+      <w:pPr>
+        <w:pStyle w:val="af9"/>
+      </w:pPr>
+    </w:p>
+    <w:p>
+      <w:pPr>
+        <w:pStyle w:val="af9"/>
+        <w:rPr>
+          <w:rFonts w:hint="eastAsia"/>
+        </w:rPr>
+      </w:pPr>
+      <w:proofErr w:type="gramStart"/>
+      <w:r>
+        <w:rPr>
+          <w:rFonts w:hint="eastAsia"/>
+        </w:rPr>
+        <w:t>结课报告</w:t>
+      </w:r>
+      <w:proofErr w:type="gramEnd"/>
+    </w:p>
+    <w:p>
+      <w:pPr>
+        <w:pStyle w:val="af9"/>
+        <w:spacing w:after="156"/>
+        <w:jc w:val="both"/>
+        <w:rPr>
+          <w:rFonts w:hint="eastAsia"/>
+          <w:sz w:val="36"/>
+          <w:szCs w:val="36"/>
+        </w:rPr>
+      </w:pPr>
+    </w:p>
+    <w:tbl>
+      <w:tblPr>
+        <w:tblStyle w:val="a8"/>
+        <w:tblW w:w="5000" w:type="pct"/>
+        <w:jc w:val="center"/>
+        <w:tblBorders>
+          <w:top w:val="none" w:sz="0" w:space="0" w:color="auto"/>
+          <w:left w:val="none" w:sz="0" w:space="0" w:color="auto"/>
+          <w:bottom w:val="none" w:sz="0" w:space="0" w:color="auto"/>
+          <w:right w:val="none" w:sz="0" w:space="0" w:color="auto"/>
+          <w:insideH w:val="none" w:sz="0" w:space="0" w:color="auto"/>
+          <w:insideV w:val="none" w:sz="0" w:space="0" w:color="auto"/>
+        </w:tblBorders>
+        <w:tblLook w:val="04A0" w:firstRow="1" w:lastRow="0" w:firstColumn="1" w:lastColumn="0" w:noHBand="0" w:noVBand="1"/>
+      </w:tblPr>
+      <w:tblGrid>
+        <w:gridCol w:w="3746"/>
+        <w:gridCol w:w="5098"/>
+      </w:tblGrid>
+      <w:tr>
+        <w:trPr>
+          <w:trHeight w:val="1450"/>
+          <w:jc w:val="center"/>
+        </w:trPr>
+        <w:tc>
+          <w:tcPr>
+            <w:tcW w:w="2118" w:type="pct"/>
+          </w:tcPr>
+          <w:p>
+            <w:pPr>
+              <w:pStyle w:val="af9"/>
+              <w:rPr>
+                <w:rFonts w:hint="eastAsia"/>
+              </w:rPr>
+            </w:pPr>
+            <w:r>
+              <w:rPr>
+                <w:rFonts w:hint="eastAsia"/>
+              </w:rPr>
+              <w:t>题目：</w:t>
+            </w:r>
+          </w:p>
+        </w:tc>
+        <w:tc>
+          <w:tcPr>
+            <w:tcW w:w="2882" w:type="pct"/>
+          </w:tcPr>
+          <w:p>
+            <w:pPr>
+              <w:pStyle w:val="af9"/>
+              <w:spacing w:after="156"/>
+              <w:ind w:firstLine="360"/>
+              <w:rPr>
+                <w:rFonts w:hint="eastAsia"/>
+                <w:sz w:val="36"/>
+                <w:szCs w:val="36"/>
+              </w:rPr>
+            </w:pPr>
+            <w:r>
+              <w:rPr>
+                <w:rFonts w:hint="eastAsia"/>
+                <w:sz w:val="36"/>
+                <w:szCs w:val="36"/>
+              </w:rPr>
+              <w:t>基于机器学习与超图神经网络的世界幸福感分类预测实践</w:t>
+            </w:r>
+          </w:p>
+        </w:tc>
+      </w:tr>
+      <w:tr>
+        <w:trPr>
+          <w:trHeight w:val="1450"/>
+          <w:jc w:val="center"/>
+        </w:trPr>
+        <w:tc>
+          <w:tcPr>
+            <w:tcW w:w="2118" w:type="pct"/>
+          </w:tcPr>
+          <w:p>
+            <w:pPr>
+              <w:pStyle w:val="af9"/>
+              <w:rPr>
+                <w:rFonts w:hint="eastAsia"/>
+              </w:rPr>
+            </w:pPr>
+            <w:r>
+              <w:rPr>
+                <w:rFonts w:hint="eastAsia"/>
+              </w:rPr>
+              <w:t>姓名：</w:t>
+            </w:r>
+          </w:p>
+        </w:tc>
+        <w:tc>
+          <w:tcPr>
+            <w:tcW w:w="2882" w:type="pct"/>
+          </w:tcPr>
+          <w:p>
+            <w:pPr>
+              <w:pStyle w:val="af9"/>
+              <w:rPr>
+                <w:rFonts w:hint="eastAsia"/>
+                <w:sz w:val="36"/>
+                <w:szCs w:val="36"/>
+              </w:rPr>
+            </w:pPr>
+            <w:r>
+              <w:rPr>
+                <w:rFonts w:hint="eastAsia"/>
+                <w:sz w:val="36"/>
+                <w:szCs w:val="36"/>
+              </w:rPr>
+              <w:t>谢毓珩</w:t>
+            </w:r>
+            <w:r>
+              <w:rPr>
+                <w:rFonts w:hint="eastAsia"/>
+                <w:sz w:val="36"/>
+                <w:szCs w:val="36"/>
+              </w:rPr>
+              <w:t xml:space="preserve"> </w:t>
+            </w:r>
+            <w:r>
+              <w:rPr>
+                <w:rFonts w:hint="eastAsia"/>
+                <w:sz w:val="36"/>
+                <w:szCs w:val="36"/>
+              </w:rPr>
+              <w:t>苏淏飏</w:t>
+            </w:r>
+            <w:r>
+              <w:rPr>
+                <w:rFonts w:hint="eastAsia"/>
+                <w:sz w:val="36"/>
+                <w:szCs w:val="36"/>
+              </w:rPr>
+              <w:t xml:space="preserve"> </w:t>
+            </w:r>
+            <w:r>
+              <w:rPr>
+                <w:rFonts w:hint="eastAsia"/>
+                <w:sz w:val="36"/>
+                <w:szCs w:val="36"/>
+              </w:rPr>
+              <w:t>朱兆杰</w:t>
+            </w:r>
+          </w:p>
+        </w:tc>
+      </w:tr>
+      <w:tr>
+        <w:trPr>
+          <w:trHeight w:val="1450"/>
+          <w:jc w:val="center"/>
+        </w:trPr>
+        <w:tc>
+          <w:tcPr>
+            <w:tcW w:w="2118" w:type="pct"/>
+          </w:tcPr>
+          <w:p>
+            <w:pPr>
+              <w:pStyle w:val="af9"/>
+              <w:rPr>
+                <w:rFonts w:hint="eastAsia"/>
+              </w:rPr>
+            </w:pPr>
+            <w:r>
+              <w:rPr>
+                <w:rFonts w:hint="eastAsia"/>
+              </w:rPr>
+              <w:t>学号：</w:t>
+            </w:r>
+          </w:p>
+        </w:tc>
+        <w:tc>
+          <w:tcPr>
+            <w:tcW w:w="2882" w:type="pct"/>
+          </w:tcPr>
+          <w:p>
+            <w:pPr>
+              <w:pStyle w:val="af9"/>
+              <w:rPr>
+                <w:rFonts w:hint="eastAsia"/>
+                <w:sz w:val="36"/>
+                <w:szCs w:val="36"/>
+              </w:rPr>
+            </w:pPr>
+            <w:r>
+              <w:rPr>
+                <w:rFonts w:hint="eastAsia"/>
+                <w:sz w:val="36"/>
+                <w:szCs w:val="36"/>
+              </w:rPr>
+              <w:t>23025109</w:t>
+            </w:r>
+            <w:r>
+              <w:rPr>
+                <w:rFonts w:hint="eastAsia"/>
+                <w:sz w:val="36"/>
+                <w:szCs w:val="36"/>
+              </w:rPr>
+              <w:t xml:space="preserve"> </w:t>
+            </w:r>
+            <w:r>
+              <w:rPr>
+                <w:sz w:val="36"/>
+                <w:szCs w:val="36"/>
+              </w:rPr>
+              <w:t>23025105</w:t>
+            </w:r>
+            <w:r>
+              <w:rPr>
+                <w:rFonts w:hint="eastAsia"/>
+                <w:sz w:val="36"/>
+                <w:szCs w:val="36"/>
+              </w:rPr>
+              <w:t xml:space="preserve"> </w:t>
+            </w:r>
+            <w:r>
+              <w:rPr>
+                <w:sz w:val="36"/>
+                <w:szCs w:val="36"/>
+              </w:rPr>
+              <w:t>23025106</w:t>
+            </w:r>
+          </w:p>
+        </w:tc>
+      </w:tr>
+      <w:tr>
+        <w:trPr>
+          <w:trHeight w:val="1450"/>
+          <w:jc w:val="center"/>
+        </w:trPr>
+        <w:tc>
+          <w:tcPr>
+            <w:tcW w:w="2118" w:type="pct"/>
+          </w:tcPr>
+          <w:p>
+            <w:pPr>
+              <w:pStyle w:val="af9"/>
+              <w:rPr>
+                <w:rFonts w:hint="eastAsia"/>
+              </w:rPr>
+            </w:pPr>
+            <w:r>
+              <w:rPr>
+                <w:rFonts w:hint="eastAsia"/>
+              </w:rPr>
+              <w:t>手机号：</w:t>
+            </w:r>
+          </w:p>
+        </w:tc>
+        <w:tc>
+          <w:tcPr>
+            <w:tcW w:w="2882" w:type="pct"/>
+          </w:tcPr>
+          <w:p>
+            <w:pPr>
+              <w:pStyle w:val="af9"/>
+              <w:rPr>
+                <w:rFonts w:hint="eastAsia"/>
+                <w:sz w:val="36"/>
+                <w:szCs w:val="36"/>
+              </w:rPr>
+            </w:pPr>
+            <w:r>
+              <w:rPr>
+                <w:rFonts w:hint="eastAsia"/>
+                <w:sz w:val="36"/>
+                <w:szCs w:val="36"/>
+              </w:rPr>
+              <w:t>15910953181</w:t>
+            </w:r>
+            <w:r>
+              <w:rPr>
+                <w:rFonts w:hint="eastAsia"/>
+                <w:sz w:val="36"/>
+                <w:szCs w:val="36"/>
+              </w:rPr>
+              <w:t xml:space="preserve"> </w:t>
+            </w:r>
+            <w:r>
+              <w:rPr>
+                <w:sz w:val="36"/>
+                <w:szCs w:val="36"/>
+              </w:rPr>
+              <w:t>18500311526</w:t>
+            </w:r>
+            <w:r>
+              <w:rPr>
+                <w:rFonts w:hint="eastAsia"/>
+                <w:sz w:val="36"/>
+                <w:szCs w:val="36"/>
+              </w:rPr>
+              <w:t xml:space="preserve"> </w:t>
+            </w:r>
+            <w:r>
+              <w:rPr>
+                <w:rFonts w:hint="eastAsia"/>
+                <w:sz w:val="36"/>
+                <w:szCs w:val="36"/>
+              </w:rPr>
+              <w:t>13370137812</w:t>
+            </w:r>
+          </w:p>
+        </w:tc>
+      </w:tr>
+      <w:tr>
+        <w:trPr>
+          <w:trHeight w:val="1450"/>
+          <w:jc w:val="center"/>
+        </w:trPr>
+        <w:tc>
+          <w:tcPr>
+            <w:tcW w:w="2118" w:type="pct"/>
+          </w:tcPr>
+          <w:p>
+            <w:pPr>
+              <w:pStyle w:val="af9"/>
+              <w:rPr>
+                <w:rFonts w:hint="eastAsia"/>
+              </w:rPr>
+            </w:pPr>
+            <w:r>
+              <w:rPr>
+                <w:rFonts w:hint="eastAsia"/>
+              </w:rPr>
+              <w:t>邮箱：</w:t>
+            </w:r>
+          </w:p>
+        </w:tc>
+        <w:tc>
+          <w:tcPr>
+            <w:tcW w:w="2882" w:type="pct"/>
+          </w:tcPr>
+          <w:p>
+            <w:pPr>
+              <w:pStyle w:val="af9"/>
+              <w:rPr>
+                <w:sz w:val="36"/>
+                <w:szCs w:val="36"/>
+              </w:rPr>
+            </w:pPr>
+            <w:hyperlink r:id="rId7" w:history="1">
+              <w:r>
+                <w:rPr>
+                  <w:rFonts w:hint="eastAsia"/>
+                  <w:sz w:val="36"/>
+                  <w:szCs w:val="36"/>
+                </w:rPr>
+                <w:t>15910953181@163.com</w:t>
+              </w:r>
+            </w:hyperlink>
+          </w:p>
+          <w:p>
+            <w:pPr>
+              <w:pStyle w:val="af9"/>
+              <w:rPr>
+                <w:sz w:val="36"/>
+                <w:szCs w:val="36"/>
+              </w:rPr>
+            </w:pPr>
+            <w:r>
+              <w:rPr>
+                <w:sz w:val="36"/>
+                <w:szCs w:val="36"/>
+              </w:rPr>
+              <w:t>18128823895@163.com</w:t>
+            </w:r>
+          </w:p>
+          <w:p>
+            <w:pPr>
+              <w:pStyle w:val="af9"/>
+              <w:rPr>
+                <w:rFonts w:hint="eastAsia"/>
+                <w:sz w:val="36"/>
+                <w:szCs w:val="36"/>
+              </w:rPr>
+            </w:pPr>
+            <w:hyperlink r:id="rId8" w:history="1">
+              <w:r>
+                <w:rPr>
+                  <w:rFonts w:hint="eastAsia"/>
+                  <w:sz w:val="36"/>
+                  <w:szCs w:val="36"/>
+                </w:rPr>
+                <w:t>13370137812@163.com</w:t>
+              </w:r>
+            </w:hyperlink>
+          </w:p>
+        </w:tc>
+      </w:tr>
+      <w:tr>
+        <w:trPr>
+          <w:trHeight w:val="1450"/>
+          <w:jc w:val="center"/>
+        </w:trPr>
+        <w:tc>
+          <w:tcPr>
+            <w:tcW w:w="2118" w:type="pct"/>
+          </w:tcPr>
+          <w:p>
+            <w:pPr>
+              <w:pStyle w:val="af9"/>
+              <w:rPr>
+                <w:rFonts w:hint="eastAsia"/>
+              </w:rPr>
+            </w:pPr>
+            <w:r>
+              <w:rPr>
+                <w:rFonts w:hint="eastAsia"/>
+              </w:rPr>
+              <w:t>评阅意见：</w:t>
+            </w:r>
+          </w:p>
+        </w:tc>
+        <w:tc>
+          <w:tcPr>
+            <w:tcW w:w="2882" w:type="pct"/>
+          </w:tcPr>
+          <w:p>
+            <w:pPr>
+              <w:pStyle w:val="af9"/>
+              <w:rPr>
+                <w:rFonts w:hint="eastAsia"/>
+              </w:rPr>
+            </w:pPr>
+          </w:p>
+        </w:tc>
+      </w:tr>
+    </w:tbl>
+    <w:p>
+      <w:pPr>
+        <w:pStyle w:val="af3"/>
+        <w:rPr>
+          <w:rFonts w:hint="eastAsia"/>
+        </w:rPr>
+      </w:pPr>
+    </w:p>
+    <w:p>
+      <w:pPr>
+        <w:pStyle w:val="af9"/>
+        <w:rPr>
+          <w:rFonts w:hint="eastAsia"/>
+        </w:rPr>
+      </w:pPr>
+      <w:r>
+        <w:rPr>
+          <w:rFonts w:hint="eastAsia"/>
+        </w:rPr>
+        <w:lastRenderedPageBreak/>
+        <w:t>基于机器学习与超图神经网络的</w:t>
+      </w:r>
+    </w:p>
+    <w:p>
+      <w:pPr>
+        <w:pStyle w:val="af9"/>
+        <w:rPr>
+          <w:rFonts w:hint="eastAsia"/>
+        </w:rPr>
+      </w:pPr>
+      <w:r>
+        <w:rPr>
+          <w:rFonts w:hint="eastAsia"/>
+        </w:rPr>
+        <w:t>世界幸福感分类预测实践</w:t>
+      </w:r>
+    </w:p>
+    <w:p>
+      <w:pPr>
         <w:pStyle w:val="afb"/>
         <w:rPr>
           <w:rFonts w:hint="eastAsia"/>
@@ -43,7 +578,6 @@
         </w:rPr>
         <w:t>（</w:t>
       </w:r>
-      <w:proofErr w:type="gramStart"/>
       <w:r>
         <w:rPr>
           <w:rFonts w:hint="eastAsia"/>
@@ -54,14 +588,7 @@
         <w:rPr>
           <w:rFonts w:hint="eastAsia"/>
         </w:rPr>
-        <w:t>修改自实验</w:t>
-      </w:r>
-      <w:proofErr w:type="gramEnd"/>
-      <w:r>
-        <w:rPr>
-          <w:rFonts w:hint="eastAsia"/>
-        </w:rPr>
-        <w:t>三）</w:t>
+        <w:t>修改自实验三）</w:t>
       </w:r>
     </w:p>
     <w:p>
@@ -15538,12 +16065,12 @@
       <w:bookmarkEnd w:id="40"/>
     </w:p>
     <w:sectPr>
-      <w:headerReference w:type="even" r:id="rId7"/>
-      <w:headerReference w:type="default" r:id="rId8"/>
-      <w:footerReference w:type="even" r:id="rId9"/>
-      <w:footerReference w:type="default" r:id="rId10"/>
-      <w:headerReference w:type="first" r:id="rId11"/>
-      <w:footerReference w:type="first" r:id="rId12"/>
+      <w:headerReference w:type="even" r:id="rId9"/>
+      <w:headerReference w:type="default" r:id="rId10"/>
+      <w:footerReference w:type="even" r:id="rId11"/>
+      <w:footerReference w:type="default" r:id="rId12"/>
+      <w:headerReference w:type="first" r:id="rId13"/>
+      <w:footerReference w:type="first" r:id="rId14"/>
       <w:pgSz w:w="11906" w:h="16838"/>
       <w:pgMar w:top="1440" w:right="1531" w:bottom="1440" w:left="1531" w:header="851" w:footer="992" w:gutter="0"/>
       <w:cols w:space="425"/>
@@ -15714,9 +16241,41 @@
 <w:hdr xmlns:wpc="http://schemas.microsoft.com/office/word/2010/wordprocessingCanvas" xmlns:cx="http://schemas.microsoft.com/office/drawing/2014/chartex" xmlns:cx1="http://schemas.microsoft.com/office/drawing/2015/9/8/chartex" xmlns:cx2="http://schemas.microsoft.com/office/drawing/2015/10/21/chartex" xmlns:cx3="http://schemas.microsoft.com/office/drawing/2016/5/9/chartex" xmlns:cx4="http://schemas.microsoft.com/office/drawing/2016/5/10/chartex" xmlns:cx5="http://schemas.microsoft.com/office/drawing/2016/5/11/chartex" xmlns:cx6="http://schemas.microsoft.com/office/drawing/2016/5/12/chartex" xmlns:cx7="http://schemas.microsoft.com/office/drawing/2016/5/13/chartex" xmlns:cx8="http://schemas.microsoft.com/office/drawing/2016/5/14/chartex" xmlns:mc="http://schemas.openxmlformats.org/markup-compatibility/2006" xmlns:aink="http://schemas.microsoft.com/office/drawing/2016/ink" xmlns:am3d="http://schemas.microsoft.com/office/drawing/2017/model3d" xmlns:o="urn:schemas-microsoft-com:office:office" xmlns:oel="http://schemas.microsoft.com/office/2019/extlst" xmlns:r="http://schemas.openxmlformats.org/officeDocument/2006/relationships" xmlns:m="http://schemas.openxmlformats.org/officeDocument/2006/math" xmlns:v="urn:schemas-microsoft-com:vml" xmlns:wp14="http://schemas.microsoft.com/office/word/2010/wordprocessingDrawing" xmlns:wp="http://schemas.openxmlformats.org/drawingml/2006/wordprocessingDrawing" xmlns:w10="urn:schemas-microsoft-com:office:word" xmlns:w="http://schemas.openxmlformats.org/wordprocessingml/2006/main" xmlns:w14="http://schemas.microsoft.com/office/word/2010/wordml" xmlns:w15="http://schemas.microsoft.com/office/word/2012/wordml" xmlns:w16cex="http://schemas.microsoft.com/office/word/2018/wordml/cex" xmlns:w16cid="http://schemas.microsoft.com/office/word/2016/wordml/cid" xmlns:w16="http://schemas.microsoft.com/office/word/2018/wordml" xmlns:w16du="http://schemas.microsoft.com/office/word/2023/wordml/word16du" xmlns:w16sdtdh="http://schemas.microsoft.com/office/word/2020/wordml/sdtdatahash" xmlns:w16sdtfl="http://schemas.microsoft.com/office/word/2024/wordml/sdtformatlock" xmlns:w16se="http://schemas.microsoft.com/office/word/2015/wordml/symex" xmlns:wpg="http://schemas.microsoft.com/office/word/2010/wordprocessingGroup" xmlns:wpi="http://schemas.microsoft.com/office/word/2010/wordprocessingInk" xmlns:wne="http://schemas.microsoft.com/office/word/2006/wordml" xmlns:wps="http://schemas.microsoft.com/office/word/2010/wordprocessingShape" mc:Ignorable="w14 w15 w16se w16cid w16 w16cex w16sdtdh w16sdtfl w16du wp14">
   <w:p>
     <w:pPr>
-      <w:spacing w:after="120"/>
-      <w:ind w:left="480" w:firstLineChars="0" w:firstLine="0"/>
+      <w:pStyle w:val="aff5"/>
+      <w:rPr>
+        <w:rFonts w:hint="eastAsia"/>
+      </w:rPr>
     </w:pPr>
+    <w:r>
+      <w:rPr>
+        <w:rFonts w:hint="eastAsia"/>
+      </w:rPr>
+      <w:t>大数据</w:t>
+    </w:r>
+    <w:r>
+      <w:rPr>
+        <w:rFonts w:hint="eastAsia"/>
+      </w:rPr>
+      <w:t>处理综合</w:t>
+    </w:r>
+    <w:r>
+      <w:rPr>
+        <w:rFonts w:hint="eastAsia"/>
+      </w:rPr>
+      <w:t>实验</w:t>
+    </w:r>
+    <w:r>
+      <w:rPr>
+        <w:rFonts w:hint="eastAsia"/>
+      </w:rPr>
+      <w:t xml:space="preserve"> </w:t>
+    </w:r>
+    <w:r>
+      <w:rPr>
+        <w:rFonts w:hint="eastAsia"/>
+      </w:rPr>
+      <w:t>结课报告</w:t>
+    </w:r>
   </w:p>
 </w:hdr>
 </file>
@@ -17732,7 +18291,7 @@
     <w:lsdException w:name="Table Web 2" w:semiHidden="1" w:unhideWhenUsed="1"/>
     <w:lsdException w:name="Table Web 3" w:semiHidden="1" w:unhideWhenUsed="1"/>
     <w:lsdException w:name="Balloon Text" w:semiHidden="1" w:unhideWhenUsed="1"/>
-    <w:lsdException w:name="Table Grid" w:uiPriority="39"/>
+    <w:lsdException w:name="Table Grid" w:uiPriority="39" w:qFormat="1"/>
     <w:lsdException w:name="Table Theme" w:semiHidden="1" w:unhideWhenUsed="1"/>
     <w:lsdException w:name="Placeholder Text" w:semiHidden="1"/>
     <w:lsdException w:name="No Spacing" w:uiPriority="1"/>
@@ -18052,7 +18611,6 @@
   <w:style w:type="character" w:default="1" w:styleId="a0">
     <w:name w:val="Default Paragraph Font"/>
     <w:uiPriority w:val="1"/>
-    <w:semiHidden/>
     <w:unhideWhenUsed/>
   </w:style>
   <w:style w:type="table" w:default="1" w:styleId="a1">
@@ -18195,6 +18753,7 @@
     <w:name w:val="Table Grid"/>
     <w:basedOn w:val="a1"/>
     <w:uiPriority w:val="39"/>
+    <w:qFormat/>
     <w:rsid w:val="00917BFD"/>
     <w:tblPr>
       <w:tblBorders>
